--- a/kakenhi-c/研究計画調書_基盤C_AI活用版_業績説明版.docx
+++ b/kakenhi-c/研究計画調書_基盤C_AI活用版_業績説明版.docx
@@ -482,6 +482,14 @@
         </w:rPr>
         <w:t>本研究のいちばんの新しさ（学術的独自性）は、ＡＩという新しい助言役を、服装という「自分らしさ」に直結する毎日の場面で、心への影響まで含めて実験で確かめる、世界でも数少ない研究だという点にある。ＡＩの助言に関する研究は株価や数値の予想など「正解のある問題」が中心で、人の自己イメージや心の健やかさへの影響はほとんど調べられていない。逆に服装研究は自己イメージを扱ってきたが、ＡＩを実験で確かめた例はない。本研究はこの二つの橋渡しをし、「ＡＩ時代に服装研究が世界で果たすべき役割」――人が自分らしさをＡＩに丸投げせずに保つための知恵を示すこと――を形にする。第二の新しさは、日本で独自に発達した「似合う」を診断する文化を、世界のどの国でも比べられる「ものさし」（多言語で使える測定尺度）に作り替える点である。第三に、5カ国の確かなデータの上に実験を積み重ね、これまでの「国ごとに違いを記述するだけ」の国際研究を、「原因と結果を確かめ、教育に生かす」研究へと押し上げる点である。創造性は、服装心理学・ＡＩ研究・自立の心理学・教育の実践を「装いと心の健やかさ」という一つの枠組みにまとめ、暮らしの中の意思決定を支えるという家政学の中心課題に、ＡＩ時代の新しい考え方と方法を与える点にある。</w:t>
       </w:r>
+      <w:r>
+        <w:rPr>
+          <w:rFonts w:ascii="ＭＳ 明朝" w:eastAsia="ＭＳ 明朝" w:hAnsi="ＭＳ 明朝"/>
+          <w:sz w:val="22"/>
+          <w:szCs w:val="22"/>
+        </w:rPr>
+        <w:t>なお「似合う」の意味は、判定を誰が担うか（自分／外部）と装いが何を目指すか（足し算／引き算）の二軸で国ごとに異なる（図4）。</w:t>
+      </w:r>
     </w:p>
     <w:p>
       <w:pPr>
@@ -1339,6 +1347,45 @@
     </w:p>
     <w:p>
       <w:pPr>
+        <w:jc w:val="center"/>
+      </w:pPr>
+      <w:r>
+        <w:drawing>
+          <wp:inline xmlns:a="http://schemas.openxmlformats.org/drawingml/2006/main" xmlns:pic="http://schemas.openxmlformats.org/drawingml/2006/picture">
+            <wp:extent cx="5580000" cy="1319650"/>
+            <wp:docPr id="7" name="Picture 7"/>
+            <wp:cNvGraphicFramePr>
+              <a:graphicFrameLocks noChangeAspect="1"/>
+            </wp:cNvGraphicFramePr>
+            <a:graphic>
+              <a:graphicData uri="http://schemas.openxmlformats.org/drawingml/2006/picture">
+                <pic:pic>
+                  <pic:nvPicPr>
+                    <pic:cNvPr id="0" name="fig1.png"/>
+                    <pic:cNvPicPr/>
+                  </pic:nvPicPr>
+                  <pic:blipFill>
+                    <a:blip r:embed="rId17"/>
+                    <a:stretch>
+                      <a:fillRect/>
+                    </a:stretch>
+                  </pic:blipFill>
+                  <pic:spPr>
+                    <a:xfrm>
+                      <a:off x="0" y="0"/>
+                      <a:ext cx="5580000" cy="1319650"/>
+                    </a:xfrm>
+                    <a:prstGeom prst="rect"/>
+                  </pic:spPr>
+                </pic:pic>
+              </a:graphicData>
+            </a:graphic>
+          </wp:inline>
+        </w:drawing>
+      </w:r>
+    </w:p>
+    <w:p>
+      <w:pPr>
         <w:snapToGrid w:val="0"/>
         <w:jc w:val="both"/>
         <w:rPr>
@@ -1370,6 +1417,45 @@
           <w:szCs w:val="22"/>
         </w:rPr>
         <w:t>助言の使い方〈自分で生かす／丸投げ〉→自分で決める感覚→心の落ち着き→健やかさ）</w:t>
+      </w:r>
+    </w:p>
+    <w:p>
+      <w:pPr>
+        <w:jc w:val="center"/>
+      </w:pPr>
+      <w:r>
+        <w:drawing>
+          <wp:inline xmlns:a="http://schemas.openxmlformats.org/drawingml/2006/main" xmlns:pic="http://schemas.openxmlformats.org/drawingml/2006/picture">
+            <wp:extent cx="5580000" cy="1609389"/>
+            <wp:docPr id="8" name="Picture 8"/>
+            <wp:cNvGraphicFramePr>
+              <a:graphicFrameLocks noChangeAspect="1"/>
+            </wp:cNvGraphicFramePr>
+            <a:graphic>
+              <a:graphicData uri="http://schemas.openxmlformats.org/drawingml/2006/picture">
+                <pic:pic>
+                  <pic:nvPicPr>
+                    <pic:cNvPr id="0" name="fig2.png"/>
+                    <pic:cNvPicPr/>
+                  </pic:nvPicPr>
+                  <pic:blipFill>
+                    <a:blip r:embed="rId18"/>
+                    <a:stretch>
+                      <a:fillRect/>
+                    </a:stretch>
+                  </pic:blipFill>
+                  <pic:spPr>
+                    <a:xfrm>
+                      <a:off x="0" y="0"/>
+                      <a:ext cx="5580000" cy="1609389"/>
+                    </a:xfrm>
+                    <a:prstGeom prst="rect"/>
+                  </pic:spPr>
+                </pic:pic>
+              </a:graphicData>
+            </a:graphic>
+          </wp:inline>
+        </w:drawing>
       </w:r>
     </w:p>
     <w:p>
@@ -1406,6 +1492,94 @@
           <w:szCs w:val="22"/>
         </w:rPr>
         <w:t>支援×自分を知る教育の4グループ）の参加者の流れと3回の測定</w:t>
+      </w:r>
+    </w:p>
+    <w:p>
+      <w:pPr>
+        <w:jc w:val="center"/>
+      </w:pPr>
+      <w:r>
+        <w:drawing>
+          <wp:inline xmlns:a="http://schemas.openxmlformats.org/drawingml/2006/main" xmlns:pic="http://schemas.openxmlformats.org/drawingml/2006/picture">
+            <wp:extent cx="3780000" cy="2483292"/>
+            <wp:docPr id="9" name="Picture 9"/>
+            <wp:cNvGraphicFramePr>
+              <a:graphicFrameLocks noChangeAspect="1"/>
+            </wp:cNvGraphicFramePr>
+            <a:graphic>
+              <a:graphicData uri="http://schemas.openxmlformats.org/drawingml/2006/picture">
+                <pic:pic>
+                  <pic:nvPicPr>
+                    <pic:cNvPr id="0" name="fig3.png"/>
+                    <pic:cNvPicPr/>
+                  </pic:nvPicPr>
+                  <pic:blipFill>
+                    <a:blip r:embed="rId19"/>
+                    <a:stretch>
+                      <a:fillRect/>
+                    </a:stretch>
+                  </pic:blipFill>
+                  <pic:spPr>
+                    <a:xfrm>
+                      <a:off x="0" y="0"/>
+                      <a:ext cx="3780000" cy="2483292"/>
+                    </a:xfrm>
+                    <a:prstGeom prst="rect"/>
+                  </pic:spPr>
+                </pic:pic>
+              </a:graphicData>
+            </a:graphic>
+          </wp:inline>
+        </w:drawing>
+      </w:r>
+    </w:p>
+    <w:p>
+      <w:r>
+        <w:rPr>
+          <w:rFonts w:ascii="ＭＳ 明朝" w:eastAsia="ＭＳ 明朝" w:hAnsi="ＭＳ 明朝"/>
+          <w:sz w:val="22"/>
+          <w:szCs w:val="22"/>
+        </w:rPr>
+        <w:t>図4　「似合う」の二軸類型（判定の主体×装いの方向）と5カ国の位置づけ</w:t>
+      </w:r>
+    </w:p>
+    <w:p>
+      <w:pPr>
+        <w:jc w:val="center"/>
+      </w:pPr>
+      <w:r>
+        <w:drawing>
+          <wp:inline xmlns:a="http://schemas.openxmlformats.org/drawingml/2006/main" xmlns:pic="http://schemas.openxmlformats.org/drawingml/2006/picture">
+            <wp:extent cx="4140000" cy="3069700"/>
+            <wp:docPr id="10" name="Picture 10"/>
+            <wp:cNvGraphicFramePr>
+              <a:graphicFrameLocks noChangeAspect="1"/>
+            </wp:cNvGraphicFramePr>
+            <a:graphic>
+              <a:graphicData uri="http://schemas.openxmlformats.org/drawingml/2006/picture">
+                <pic:pic>
+                  <pic:nvPicPr>
+                    <pic:cNvPr id="0" name="fig4.png"/>
+                    <pic:cNvPicPr/>
+                  </pic:nvPicPr>
+                  <pic:blipFill>
+                    <a:blip r:embed="rId20"/>
+                    <a:stretch>
+                      <a:fillRect/>
+                    </a:stretch>
+                  </pic:blipFill>
+                  <pic:spPr>
+                    <a:xfrm>
+                      <a:off x="0" y="0"/>
+                      <a:ext cx="4140000" cy="3069700"/>
+                    </a:xfrm>
+                    <a:prstGeom prst="rect"/>
+                  </pic:spPr>
+                </pic:pic>
+              </a:graphicData>
+            </a:graphic>
+          </wp:inline>
+        </w:drawing>
       </w:r>
     </w:p>
     <w:p>

--- a/kakenhi-c/研究計画調書_基盤C_AI活用版_業績説明版.docx
+++ b/kakenhi-c/研究計画調書_基盤C_AI活用版_業績説明版.docx
@@ -308,7 +308,7 @@
           <w:sz w:val="22"/>
           <w:szCs w:val="22"/>
         </w:rPr>
-        <w:t>服を選ぶとき、「自分に何が似合うか」を判断してくれる相手が、これまでの人（友人やスタイリスト）から、ＡＩ（人工知能）へと変わりつつある。スマートフォンに写真や好みを入れると、その場でコーディネートを提案してくれるサービスが急速に広がっている。しかし、こうしたＡＩの助言が、使う人の「自分で決める力」や「心の落ち着き」にとって良い影響を与えるのか、それとも人任せにさせて不安にするのかは、まだほとんど分かっていない。本研究の目的は、ＡＩによる服装の助言が、人の「自分で決める感覚」と「装いから生まれる心の落ち着き」にどう影響するかを実験で確かめ、ＡＩの助言を『自分で考えて決める力』に変える上手な使い方を見つけることである。本研究では、この「装いから生まれる心の落ち着き」を装い由来の心理的安定感（英語の頭文字からＦＰＳと呼ぶ）と名づけて研究の中心にすえる。申請者はすでに、日本・韓国・台湾・フランス・アメリカの5カ国で、人々が服装の心理やＡＩ・診断サービスをどう受けとめているかを調べたデータを持っており、これを出発点にする。1年目は5カ国のデータを分析して実験の仮説を立て、小規模な予備実験を行う（あわせてイタリア・ミラノで補足の聞き取りを行う）。2年目は日本の大学生240名に協力してもらい、「ＡＩに任せて選ぶ使い方」と「自分の考えを持ってＡＩと相談しながら決める使い方」を比べる実験を行い、どんな使い方のときに心が落ち着くのかを明らかにする。3年目は、効果のあった使い方を日本・韓国・台湾で試し、文化に合わせた「装いのＡＩ活用法」として教材や測定ツールとともに公開する。服装の研究にＡＩを実験で確かめる新しい方法を持ち込み、ＡＩ時代の家政学・服装心理学を切り拓く。</w:t>
+        <w:t>服を選ぶとき、「自分に何が似合うか」を判断してくれる相手が、これまでの人（友人やスタイリスト）から、ＡＩ（人工知能）へと変わりつつある。スマートフォンに写真や好みを入れると、その場でコーディネートを提案してくれるサービスが急速に広がっている。しかし、こうしたＡＩの助言が、使う人の「自分で決める力」や「心の落ち着き」にとって良い影響を与えるのか、それとも人任せにさせて不安にするのかは、まだほとんど分かっていない。本研究の目的は、ＡＩによる服装の助言が、人の「自分で決める感覚」と「装いから生まれる心の落ち着き」にどう影響するかを実験で確かめ、ＡＩの助言を『自分で考えて決める力』に変える上手な使い方を見つけることである。本研究では、この「装いから生まれる心の落ち着き」を装い由来の心理的安定感（英語の頭文字からＦＰＳと呼ぶ）と名づけて研究の中心にすえる。申請者はすでに、日本・韓国・台湾・フランス・アメリカの5カ国で、人々が服装の心理やＡＩ・診断サービスをどう受けとめているかを調べたデータを持っており、これを出発点にする。1年目は5カ国のデータを分析して実験の仮説を立て、小規模な予備実験を行う（あわせてイタリア・ミラノで補足の聞き取りを行う）。2年目は日本の大学生300名に協力してもらい、「ＡＩに任せて選ぶ使い方」と「自分の考えを持ってＡＩと相談しながら決める使い方」を比べる実験を行い、どんな使い方のときに心が落ち着くのかを明らかにする。3年目は、効果のあった使い方を日本・韓国・台湾で試し、文化に合わせた「装いのＡＩ活用法」として教材や測定ツールとともに公開する。服装の研究にＡＩを実験で確かめる新しい方法を持ち込み、ＡＩ時代の家政学・服装心理学を切り拓く。</w:t>
       </w:r>
     </w:p>
     <w:p>
@@ -370,7 +370,7 @@
           <w:sz w:val="22"/>
           <w:szCs w:val="22"/>
         </w:rPr>
-        <w:t>若者が服を選ぶ環境は大きく変わった。昔は校則や流行が「正解」を教えてくれたが、いまはその役割を、パーソナルカラー診断や骨格診断といった「似合う」を教えるサービス、ＳＮＳ、そしてＡＩが担うようになった。とくにＡＩは、写真や好みを入れると、すぐにコーディネートを理由つきで提案してくれる。国の調査でもＡＩの利用は若い世代を中心に急速に広がっており【要確認：総務省「情報通信白書」等のＡＩ利用率を1点挿入】、「今日何を着るか」という毎日の判断が、人からＡＩへ移り始めている。申請者が行った予備調査（似合うを学ぶ講座の受講者127名）では、多くの人が複数の診断を受けた経験をもち、その結果と自分の感覚が食い違って迷った経験を書いていた。パリとニューヨークでの聞き取り（2026年）でも、ＡＩ診断を「自分を知る助けになる」と歓迎する人と、「自分の感覚を上書きされる」と抵抗を感じる人に、はっきり分かれた。選べる服も情報もかつてないほど豊かなのに、かえって「自分では決められない」という不安が広がっている。</w:t>
+        <w:t xml:space="preserve">若者が服を選ぶ環境は大きく変わった。昔は校則や流行が「正解」を教えてくれたが、いまはその役割を、パーソナルカラー診断や骨格診断といった「似合う」を教えるサービス、SNS、そしてAIが担うようになった。とくにAIは、写真や好みを入れると、すぐにコーディネートを理由つきで提案してくれる。国の調査でもAIの利用は若い世代を中心に急速に広がっており、総務省が公表した令和8年版情報通信白書によると、日本国内における個人の生成AIサービス利用経験率は58.8%で、米国（75.6%）や中国（93.6%）などの諸外国と比べると依然として低い水準にある。日本では調べものや文章生成などの限定的な利用が多く、30代以上の利用率は他国に比べて低い傾向である。しかし、「今日何を着るか」という毎日の判断が、人からAIへ移り始めている。申請者が行った予備調査（似合うを学ぶ講座の受講者127名）では、多くの人が複数の診断を受けた経験をもち、その結果と自分の感覚が食い違って迷った経験を書いていた。パリとニューヨークでの聞き取り（2026年）でも、AI診断を「自分を知る助けになる」と歓迎する人と、「自分の感覚を上書きされる」と抵抗を感じる人に、はっきり分かれた。選べる服も情報もかつてないほど豊かなのに、かえって「自分では決められない」という不安が広がっている。</w:t>
       </w:r>
     </w:p>
     <w:p>
@@ -529,119 +529,7 @@
           <w:sz w:val="22"/>
           <w:szCs w:val="22"/>
         </w:rPr>
-        <w:t>本研究は3つの研究の流れが交わるところにある。第一に、</w:t>
-      </w:r>
-      <w:r>
-        <w:rPr>
-          <w:rFonts w:ascii="ＭＳ 明朝" w:eastAsia="ＭＳ 明朝" w:hAnsi="ＭＳ 明朝" w:hint="eastAsia"/>
-          <w:sz w:val="22"/>
-          <w:szCs w:val="22"/>
-        </w:rPr>
-        <w:t>被服</w:t>
-      </w:r>
-      <w:r>
-        <w:rPr>
-          <w:rFonts w:ascii="ＭＳ 明朝" w:eastAsia="ＭＳ 明朝" w:hAnsi="ＭＳ 明朝"/>
-          <w:sz w:val="22"/>
-          <w:szCs w:val="22"/>
-        </w:rPr>
-        <w:t>心理学では、着る服が着た人の考え方や行動を変えること、自分のイメージと見た目が合っていると自信や気分が高まることが示され、服装が心に与える力への関心が高まっている。第二に、</w:t>
-      </w:r>
-      <w:r>
-        <w:rPr>
-          <w:rFonts w:ascii="ＭＳ 明朝" w:eastAsia="ＭＳ 明朝" w:hAnsi="ＭＳ 明朝"/>
-          <w:sz w:val="22"/>
-          <w:szCs w:val="22"/>
-        </w:rPr>
-        <w:t>AI</w:t>
-      </w:r>
-      <w:r>
-        <w:rPr>
-          <w:rFonts w:ascii="ＭＳ 明朝" w:eastAsia="ＭＳ 明朝" w:hAnsi="ＭＳ 明朝"/>
-          <w:sz w:val="22"/>
-          <w:szCs w:val="22"/>
-        </w:rPr>
-        <w:t>の助言をめぐる研究では、人が</w:t>
-      </w:r>
-      <w:r>
-        <w:rPr>
-          <w:rFonts w:ascii="ＭＳ 明朝" w:eastAsia="ＭＳ 明朝" w:hAnsi="ＭＳ 明朝"/>
-          <w:sz w:val="22"/>
-          <w:szCs w:val="22"/>
-        </w:rPr>
-        <w:t>AI</w:t>
-      </w:r>
-      <w:r>
-        <w:rPr>
-          <w:rFonts w:ascii="ＭＳ 明朝" w:eastAsia="ＭＳ 明朝" w:hAnsi="ＭＳ 明朝"/>
-          <w:sz w:val="22"/>
-          <w:szCs w:val="22"/>
-        </w:rPr>
-        <w:t>の助言をいつ信じ、いつ拒むかが調べられてきたが、それが人の自立や心の健やかさに与える影響、そして国ごとの違いはこれからの課題である。第三に、「人は自分で納得して取り入れたときに前向きになれる」という心理学の考え方（自己決定理論）は広く確かめられてきたが、</w:t>
-      </w:r>
-      <w:r>
-        <w:rPr>
-          <w:rFonts w:ascii="ＭＳ 明朝" w:eastAsia="ＭＳ 明朝" w:hAnsi="ＭＳ 明朝"/>
-          <w:sz w:val="22"/>
-          <w:szCs w:val="22"/>
-        </w:rPr>
-        <w:t>AI</w:t>
-      </w:r>
-      <w:r>
-        <w:rPr>
-          <w:rFonts w:ascii="ＭＳ 明朝" w:eastAsia="ＭＳ 明朝" w:hAnsi="ＭＳ 明朝"/>
-          <w:sz w:val="22"/>
-          <w:szCs w:val="22"/>
-        </w:rPr>
-        <w:t>という新しい相手にあてはめる研究は始まったばかりである。</w:t>
-      </w:r>
-      <w:r>
-        <w:rPr>
-          <w:rFonts w:ascii="ＭＳ 明朝" w:eastAsia="ＭＳ 明朝" w:hAnsi="ＭＳ 明朝"/>
-          <w:sz w:val="22"/>
-          <w:szCs w:val="22"/>
-        </w:rPr>
-        <w:t>AI</w:t>
-      </w:r>
-      <w:r>
-        <w:rPr>
-          <w:rFonts w:ascii="ＭＳ 明朝" w:eastAsia="ＭＳ 明朝" w:hAnsi="ＭＳ 明朝"/>
-          <w:sz w:val="22"/>
-          <w:szCs w:val="22"/>
-        </w:rPr>
-        <w:t>と服装の心を結ぶ研究がまだ少ないのは、テーマの重要性が低いからではなく、複数の言語で使えるものさしと国際データ、そして実験の設計を同時にそろえる必要があり、着手のハードルが高いためである。申請者はすでに5カ国のデータとものさしをそろえ、この分野に踏み込む条件を備えている。本研究は、服装心理学に</w:t>
-      </w:r>
-      <w:r>
-        <w:rPr>
-          <w:rFonts w:ascii="ＭＳ 明朝" w:eastAsia="ＭＳ 明朝" w:hAnsi="ＭＳ 明朝"/>
-          <w:sz w:val="22"/>
-          <w:szCs w:val="22"/>
-        </w:rPr>
-        <w:t>AI</w:t>
-      </w:r>
-      <w:r>
-        <w:rPr>
-          <w:rFonts w:ascii="ＭＳ 明朝" w:eastAsia="ＭＳ 明朝" w:hAnsi="ＭＳ 明朝"/>
-          <w:sz w:val="22"/>
-          <w:szCs w:val="22"/>
-        </w:rPr>
-        <w:t>を実験で確かめる方法を、</w:t>
-      </w:r>
-      <w:r>
-        <w:rPr>
-          <w:rFonts w:ascii="ＭＳ 明朝" w:eastAsia="ＭＳ 明朝" w:hAnsi="ＭＳ 明朝"/>
-          <w:sz w:val="22"/>
-          <w:szCs w:val="22"/>
-        </w:rPr>
-        <w:t>AI</w:t>
-      </w:r>
-      <w:r>
-        <w:rPr>
-          <w:rFonts w:ascii="ＭＳ 明朝" w:eastAsia="ＭＳ 明朝" w:hAnsi="ＭＳ 明朝"/>
-          <w:sz w:val="22"/>
-          <w:szCs w:val="22"/>
-        </w:rPr>
-        <w:t>研究に身近な題材と国際比較を、自立の心理学に新しい検証の場を提供し、たがいの発展を後押しする。</w:t>
+        <w:t xml:space="preserve">本研究は3つの研究の流れが交わるところにある。第一に、被服心理学では、着る服が着た人の考え方や行動を変えること、自分のイメージと見た目が合っていると自信や気分が高まることが示され、服装が心に与える力への関心が高まっている。第二に、AIの助言をめぐる研究では、人がAIの助言をいつ信じ、いつ拒むかが調べられてきたが、それが人の自立や心の健やかさに与える影響、そして国ごとの違いはこれからの課題である。第三に、「人は自分で納得して取り入れたときに前向きになれる」という心理学の考え方（自己決定理論）は広く確かめられてきたが、AIという新しい相手にあてはめる研究は始まったばかりである。実際、ファッションの分野では、AIが装いの抽象的な印象（「カジュアル」「フォーマル」「かわいい」など）を画像から読み取って解釈・推薦するシステムの開発が進んでおり、AIはすでに「似合う」に通じる主観的な判断に踏み込んでいる（清水良太郎ほか〔ZOZO Research・早稲田大学〕, 2023, Expert Systems With Applications, 213, 119167）。しかし、そうしたAIの助言が使う人の自立や心の健やかさに及ぼす影響は、まだ確かめられていない。AIと服装の心を結ぶ研究がまだ少ないのは、テーマの重要性が低いからではなく、複数の言語で使えるものさしと国際データ、そして実験の設計を同時にそろえる必要があり、着手のハードルが高いためである。申請者はすでに5カ国のデータとものさしをそろえ、この分野に踏み込む条件を備えている。本研究は、服装心理学にAIを実験で確かめる方法を、AI研究に身近な題材と国際比較を、自立の心理学に新しい検証の場を提供し、たがいの発展を後押しする。</w:t>
       </w:r>
     </w:p>
     <w:p>
@@ -682,80 +570,7 @@
           <w:sz w:val="22"/>
           <w:szCs w:val="22"/>
         </w:rPr>
-        <w:t>本研究は「</w:t>
-      </w:r>
-      <w:r>
-        <w:rPr>
-          <w:rFonts w:ascii="ＭＳ 明朝" w:eastAsia="ＭＳ 明朝" w:hAnsi="ＭＳ 明朝"/>
-          <w:sz w:val="22"/>
-          <w:szCs w:val="22"/>
-        </w:rPr>
-        <w:t>AI</w:t>
-      </w:r>
-      <w:r>
-        <w:rPr>
-          <w:rFonts w:ascii="ＭＳ 明朝" w:eastAsia="ＭＳ 明朝" w:hAnsi="ＭＳ 明朝"/>
-          <w:sz w:val="22"/>
-          <w:szCs w:val="22"/>
-        </w:rPr>
-        <w:t>助言の分析→</w:t>
-      </w:r>
-      <w:r>
-        <w:rPr>
-          <w:rFonts w:ascii="ＭＳ 明朝" w:eastAsia="ＭＳ 明朝" w:hAnsi="ＭＳ 明朝"/>
-          <w:sz w:val="22"/>
-          <w:szCs w:val="22"/>
-        </w:rPr>
-        <w:t>AI</w:t>
-      </w:r>
-      <w:r>
-        <w:rPr>
-          <w:rFonts w:ascii="ＭＳ 明朝" w:eastAsia="ＭＳ 明朝" w:hAnsi="ＭＳ 明朝"/>
-          <w:sz w:val="22"/>
-          <w:szCs w:val="22"/>
-        </w:rPr>
-        <w:t>活用の実験（国内・国際）→活用法の公開」の順で、3年</w:t>
-      </w:r>
-      <w:r>
-        <w:rPr>
-          <w:rFonts w:ascii="ＭＳ 明朝" w:eastAsia="ＭＳ 明朝" w:hAnsi="ＭＳ 明朝"/>
-          <w:sz w:val="22"/>
-          <w:szCs w:val="22"/>
-        </w:rPr>
-        <w:lastRenderedPageBreak/>
-        <w:t>間・3段階で進める（図1）。</w:t>
-      </w:r>
-      <w:r>
-        <w:rPr>
-          <w:rFonts w:ascii="ＭＳ 明朝" w:eastAsia="ＭＳ 明朝" w:hAnsi="ＭＳ 明朝"/>
-          <w:sz w:val="22"/>
-          <w:szCs w:val="22"/>
-        </w:rPr>
-        <w:t>AI</w:t>
-      </w:r>
-      <w:r>
-        <w:rPr>
-          <w:rFonts w:ascii="ＭＳ 明朝" w:eastAsia="ＭＳ 明朝" w:hAnsi="ＭＳ 明朝"/>
-          <w:sz w:val="22"/>
-          <w:szCs w:val="22"/>
-        </w:rPr>
-        <w:t>活用の実験を柱にすえ、教育（自分を知る下準備）は</w:t>
-      </w:r>
-      <w:r>
-        <w:rPr>
-          <w:rFonts w:ascii="ＭＳ 明朝" w:eastAsia="ＭＳ 明朝" w:hAnsi="ＭＳ 明朝"/>
-          <w:sz w:val="22"/>
-          <w:szCs w:val="22"/>
-        </w:rPr>
-        <w:t>AI</w:t>
-      </w:r>
-      <w:r>
-        <w:rPr>
-          <w:rFonts w:ascii="ＭＳ 明朝" w:eastAsia="ＭＳ 明朝" w:hAnsi="ＭＳ 明朝"/>
-          <w:sz w:val="22"/>
-          <w:szCs w:val="22"/>
-        </w:rPr>
-        <w:t>を上手に使う条件として実験に組み込む。現地調査は日・韓・台・仏・米の5カ国で終えており、研究期間中に新しく海外へ行くのは1年目のミラノ1回だけとし、研究の成否が海外出張や海外機関の都合に左右されないようにする。</w:t>
+        <w:t xml:space="preserve">本研究は「AI助言の分析→AI活用の実験（国内・国際）→活用法の公開」の順で、3年間・3段階で進める（図1）。AI活用の実験を柱にすえ、教育（自分を知る下準備）はAIを上手に使う条件として実験に組み込む。現地調査は日・韓・台・仏・米の5カ国で終えており、研究期間中にフランスでの調査が不十分であったので1年目はフランス、ミラノだけとし、研究の成否が海外出張や海外機関の都合に左右されないようにする。</w:t>
       </w:r>
     </w:p>
     <w:p>
@@ -1622,7 +1437,7 @@
           <w:sz w:val="22"/>
           <w:szCs w:val="22"/>
         </w:rPr>
-        <w:t xml:space="preserve">本研究のいちばんの強みは、5カ国のデータを研究開始前にそろえてあり、初年度のＡＩ助言の分析からすぐに始められることである。①日本：似合うを学ぶ講座の受講者127名に加え、学内の大学生125名にも予備調査を実施済みで、ものさしの信頼性と講座前後の変化を確かめ、国内学会（2026年9月）で発表する。とくに大学生125名の予備調査は、2年目に大学生240名を対象とする本実験の対象層に直接つながり、参加者の確保と手続きの見通しを裏づける。学内の「科研費申請支援助成金」（令和8年度）で予備検討を進めている。②韓国・台湾：台湾の大学（嶺東科技大学）と実施合意済み、韓国の協力大学とも共同研究中で、3年目の国際実験も同じ大学で行う。③フランス・アメリカ：学内の「大学院研究推進費」（令和8年度）で、パリ・ニューヨークの聞き取りを実施済み（倫理審査の承認済み）。ニューヨークのファッション関係者（Studius SOHO）への聞き取りからは、日本の装いが体型の欠点を「隠す（引き算）」ことから始まるのに対し、多様性を前提とするニューヨークでは自分らしさを「足す（足し算）」方向に向かうという、装いと心の関係の国による違いを示す生の声が得られており、ＡＩの受けとめ方の違いを読み解く手がかりになっている。④イタリア：ミラノに、申請者がかつて指導した学生（現地の大学院に在籍）などのつてがあり、確かめ済みの手順をそのまま使って確実に実施できる（教え子マランゴーニ大学大学院生）。⑤AIの実施体制：申請者は予備調査でAI・診断の受けとめ方を測り、SNSなどデジタル分野の研究実績をもつ。これにファッションテックの協力者とAI技術の若手研究者を加え、AIを実際に動かす体制を整える。⑥環境と危険への備え：授業と連携して参加者を集められ、分析用の統計ソフトも整っている。新しい海外出張はミラノ1回だけ、数量の調査は海外の調査会社への委託で出張なしに行え、実験は国内で完結するため、成否が海外機関の都合に左右されない。</w:t>
+        <w:t>本研究のいちばんの強みは、5カ国のデータを研究開始前にそろえてあり、初年度のＡＩ助言の分析からすぐに始められることである。①日本：似合うを学ぶ講座の受講者127名に加え、学内の大学生125名にも予備調査を実施済みで、ものさしの信頼性と講座前後の変化を確かめ、国内学会（2026年9月）で発表する。とくに大学生125名の予備調査は、2年目に大学生240名を対象とする本実験の対象層に直接つながり、参加者の確保と手続きの見通しを裏づける。学内の「科研費申請支援助成金」（令和8年度）で予備検討を進めている。②韓国・台湾：台湾の大学（嶺東科技大学）と実施合意済み、韓国の協力大学とも共同研究中で、3年目の国際実験も同じ大学で行う。③フランス・アメリカ：学内の「大学院研究推進費」（令和8年度）で、パリ・ニューヨークの聞き取りを実施済み（倫理審査の承認済み）。ニューヨークのファッション関係者（Studius SOHO）への聞き取りからは、日本の装いが体型の欠点を「隠す（引き算）」ことから始まるのに対し、多様性を前提とするニューヨークでは自分らしさを「足す（足し算）」方向に向かうという、装いと心の関係の国による違いを示す生の声が得られており、ＡＩの受けとめ方の違いを読み解く手がかりになっている。④イタリア：ミラノに、申請者がかつて指導した学生（現地の大学院に在籍）などのつてがあり、確かめ済みの手順をそのまま使って確実に実施できる（教え子マランゴーニ大学大学院生）。⑤AIの実施体制：申請者は予備調査でAI・診断の受けとめ方を測り、SNSなどデジタル分野の研究実績をもつ。これにファッションテックの協力者とAI技術の若手研究者を加え、AIを実際に動かす体制を整える。⑥環境と危険への備え：授業と連携して参加者を集められ、分析用の統計ソフトも整っている。新しい海外出張はミラノ1回だけ、数量の調査は海外の調査会社への委託で出張なしに行え、実験は国内で完結するため、成否が海外機関の都合に左右されない。</w:t>
       </w:r>
     </w:p>
     <w:p>
@@ -1880,7 +1695,7 @@
           <w:sz w:val="22"/>
           <w:szCs w:val="22"/>
         </w:rPr>
-        <w:t xml:space="preserve">【研究代表者：松岡依里子（東京家政大学・教授）】30年以上にわたり装いと心の関係を研究し、本計画の各作業に対応する実績を積み上げてきた。本研究の中核をなすのは2026年の予備調査である。似合うを学ぶ講座の受講者127名を対象に、装い由来の心理的安定感（ＦＰＳ）と「似合い」知覚のものさしを作成してその信頼性を確かめ、専門家による「似合う」支援の前後でＦＰＳが大きく高まることを示した（松岡・冨永, 2026, 日本感性工学会大会）。さらに学内の大学生125名にも予備調査を実施し、ものさしの安定性と、2年目に大学生を対象とする本実験の実施可能性を確かめた。「人が行う『似合う』支援で心が落ち着くのなら、それをＡＩで再現できるのか、どう使えば再現できるのか」という本研究の中心的な問いと実験仮説は、これらの知見から直接生まれている。同調査にはＡＩ・診断サービスの受けとめ方を尋ねる項目も含めており、ＡＩ研究への橋渡しをあらかじめ用意した。</w:t>
+        <w:t>【研究代表者：松岡依里子（東京家政大学・教授）】30年以上にわたり装いと心の関係を研究し、本計画の各作業に対応する実績を積み上げてきた。本研究の中核をなすのは2026年の予備調査である。似合うを学ぶ講座の受講者127名を対象に、装い由来の心理的安定感（ＦＰＳ）と「似合い」知覚のものさしを作成してその信頼性を確かめ、専門家による「似合う」支援の前後でＦＰＳが大きく高まることを示した（松岡, 2026, 日本感性工学会大会）。さらに学内の大学生125名にも予備調査を実施し、ものさしの安定性と、2年目に大学生を対象とする本実験の実施可能性を確かめた。「人が行う『似合う』支援で心が落ち着くのなら、それをＡＩで再現できるのか、どう使えば再現できるのか」という本研究の中心的な問いと実験仮説は、これらの知見から直接生まれている。同調査にはＡＩ・診断サービスの受けとめ方を尋ねる項目も含めており、ＡＩ研究への橋渡しをあらかじめ用意した。</w:t>
       </w:r>
     </w:p>
     <w:p>
@@ -2116,7 +1931,7 @@
           <w:sz w:val="22"/>
           <w:szCs w:val="22"/>
         </w:rPr>
-        <w:t>東京家政大学は、服装学（服飾美術学科）と社会心理学（心理カウンセリング学科）を学内でつなげられ、実験の参加者を集められる授業の体制、オンライン調査の仕組み、分析用の統計ソフト、内外の文献がそろっている。代表者と分担者・石井は同じキャンパスにいて、ＡＩ活用実験の設計や実施の相談を日常的にできる。国内のいくつかの学会で継続的に発表しており、研究期間中も学会の研究会などで専門的な助言を受けられる。国際的には、5カ国調査の協力大学とミラノのつてを生かし、6カ国のオンライン調査は海外の調査会社への委託で出張なしに行える体制を確認している【要確認：見積の取得】。</w:t>
+        <w:t>東京家政大学は、被服学（服飾美術学科）と社会心理学（心理カウンセリング学科）を学内でつなげられ、実験の参加者を集められる授業の体制、オンライン調査の仕組み、分析用の統計ソフト、内外の文献がそろっている。代表者と分担者・石井は同じキャンパスにいて、AI活用実験の設計や実施の相談を日常的にできる。国内のいくつかの学会で継続的に発表しており、研究期間中も学会の研究会などで専門的な助言を受けられる。国際的には、5カ国調査の協力大学とミラノのつてを生かし、6カ国のオンライン調査は海外の調査会社への委託で出張なしに行える体制を確認している【要確認：見積の取得】。</w:t>
       </w:r>
     </w:p>
     <w:p>

--- a/kakenhi-c/研究計画調書_基盤C_AI活用版_業績説明版.docx
+++ b/kakenhi-c/研究計画調書_基盤C_AI活用版_業績説明版.docx
@@ -308,7 +308,7 @@
           <w:sz w:val="22"/>
           <w:szCs w:val="22"/>
         </w:rPr>
-        <w:t>服を選ぶとき、「自分に何が似合うか」を判断してくれる相手が、これまでの人（友人やスタイリスト）から、ＡＩ（人工知能）へと変わりつつある。スマートフォンに写真や好みを入れると、その場でコーディネートを提案してくれるサービスが急速に広がっている。しかし、こうしたＡＩの助言が、使う人の「自分で決める力」や「心の落ち着き」にとって良い影響を与えるのか、それとも人任せにさせて不安にするのかは、まだほとんど分かっていない。本研究の目的は、ＡＩによる服装の助言が、人の「自分で決める感覚」と「装いから生まれる心の落ち着き」にどう影響するかを実験で確かめ、ＡＩの助言を『自分で考えて決める力』に変える上手な使い方を見つけることである。本研究では、この「装いから生まれる心の落ち着き」を装い由来の心理的安定感（英語の頭文字からＦＰＳと呼ぶ）と名づけて研究の中心にすえる。申請者はすでに、日本・韓国・台湾・フランス・アメリカの5カ国で、人々が服装の心理やＡＩ・診断サービスをどう受けとめているかを調べたデータを持っており、これを出発点にする。1年目は5カ国のデータを分析して実験の仮説を立て、小規模な予備実験を行う（あわせてイタリア・ミラノで補足の聞き取りを行う）。2年目は日本の大学生300名に協力してもらい、「ＡＩに任せて選ぶ使い方」と「自分の考えを持ってＡＩと相談しながら決める使い方」を比べる実験を行い、どんな使い方のときに心が落ち着くのかを明らかにする。3年目は、効果のあった使い方を日本・韓国・台湾で試し、文化に合わせた「装いのＡＩ活用法」として教材や測定ツールとともに公開する。服装の研究にＡＩを実験で確かめる新しい方法を持ち込み、ＡＩ時代の家政学・服装心理学を切り拓く。</w:t>
+        <w:t>服を選ぶとき、「自分に何が似合うか」を判断してくれる相手が、これまでの人（友人やスタイリスト）から、ＡＩ（人工知能）へと変わりつつある。スマートフォンに写真や好みを入れると、その場でコーディネートを提案してくれるサービスが急速に広がっている。しかし、こうしたＡＩの助言が、使う人の「自分で決める力」や「心の落ち着き」にとって良い影響を与えるのか、それとも人任せにさせて不安にするのかは、まだほとんど分かっていない。本研究の目的は、ＡＩによる服装の助言が、人の「自分で決める感覚」と「装いから生まれる心の落ち着き」にどう影響するかを実験で確かめ、ＡＩの助言を『自分で考えて決める力』に変える上手な使い方を見つけることである。本研究では、この「装いから生まれる心の落ち着き」を装い由来の心理的安定感（英語の頭文字からＦＰＳと呼ぶ）と名づけて研究の中心にすえる。申請者はすでに、日本・韓国・台湾・フランス・アメリカの5カ国で、人々が服装の心理やＡＩ・診断サービスをどう受けとめているかを調べたデータを持っており、これを出発点にする。1年目は5カ国のデータを分析して実験の仮説を立て、小規模な予備実験を行う（あわせてイタリア・ミラノで補足の聞き取りを行う）。2年目は日本の大学生240名に協力してもらい、「ＡＩに任せて選ぶ使い方」と「自分の考えを持ってＡＩと相談しながら決める使い方」を比べる実験を行い、どんな使い方のときに心が落ち着くのかを明らかにする。3年目は、効果のあった使い方を日本・韓国・台湾で試し、文化に合わせた「装いのＡＩ活用法」として教材や測定ツールとともに公開する。服装の研究にＡＩを実験で確かめる新しい方法を持ち込み、ＡＩ時代の家政学・服装心理学を切り拓く。</w:t>
       </w:r>
     </w:p>
     <w:p>

--- a/kakenhi-c/研究計画調書_基盤C_AI活用版_業績説明版.docx
+++ b/kakenhi-c/研究計画調書_基盤C_AI活用版_業績説明版.docx
@@ -1437,7 +1437,7 @@
           <w:sz w:val="22"/>
           <w:szCs w:val="22"/>
         </w:rPr>
-        <w:t>本研究のいちばんの強みは、5カ国のデータを研究開始前にそろえてあり、初年度のＡＩ助言の分析からすぐに始められることである。①日本：似合うを学ぶ講座の受講者127名に加え、学内の大学生125名にも予備調査を実施済みで、ものさしの信頼性と講座前後の変化を確かめ、国内学会（2026年9月）で発表する。とくに大学生125名の予備調査は、2年目に大学生240名を対象とする本実験の対象層に直接つながり、参加者の確保と手続きの見通しを裏づける。学内の「科研費申請支援助成金」（令和8年度）で予備検討を進めている。②韓国・台湾：台湾の大学（嶺東科技大学）と実施合意済み、韓国の協力大学とも共同研究中で、3年目の国際実験も同じ大学で行う。③フランス・アメリカ：学内の「大学院研究推進費」（令和8年度）で、パリ・ニューヨークの聞き取りを実施済み（倫理審査の承認済み）。ニューヨークのファッション関係者（Studius SOHO）への聞き取りからは、日本の装いが体型の欠点を「隠す（引き算）」ことから始まるのに対し、多様性を前提とするニューヨークでは自分らしさを「足す（足し算）」方向に向かうという、装いと心の関係の国による違いを示す生の声が得られており、ＡＩの受けとめ方の違いを読み解く手がかりになっている。④イタリア：ミラノに、申請者がかつて指導した学生（現地の大学院に在籍）などのつてがあり、確かめ済みの手順をそのまま使って確実に実施できる（教え子マランゴーニ大学大学院生）。⑤AIの実施体制：申請者は予備調査でAI・診断の受けとめ方を測り、SNSなどデジタル分野の研究実績をもつ。これにファッションテックの協力者とAI技術の若手研究者を加え、AIを実際に動かす体制を整える。⑥環境と危険への備え：授業と連携して参加者を集められ、分析用の統計ソフトも整っている。新しい海外出張はミラノ1回だけ、数量の調査は海外の調査会社への委託で出張なしに行え、実験は国内で完結するため、成否が海外機関の都合に左右されない。</w:t>
+        <w:t>本研究のいちばんの強みは、5カ国のデータを研究開始前にそろえてあり、初年度のＡＩ助言の分析からすぐに始められることである。①日本：似合うを学ぶ講座の受講者127名に加え、学内の大学生125名にも予備調査を実施済みで、ものさしの信頼性と講座前後の変化を確かめ、国内学会（2026年9月）で発表する。とくに大学生125名の予備調査は、2年目に大学生240名を対象とする本実験の対象層に直接つながり、参加者の確保と手続きの見通しを裏づける。学内の「科研費申請支援助成金」（令和8年度）で予備検討を進めている。②韓国・台湾：台湾の大学（嶺東科技大学）と実施合意済み、韓国の協力大学とも共同研究中で、3年目の国際実験も同じ大学で行う。③フランス・アメリカ：学内の「大学院研究推進費」（令和8年度）で、パリ・ニューヨークの聞き取りを実施済み（倫理審査の承認済み）。ニューヨークのファッション関係者（Studius SOHO）への聞き取りからは、日本の装いが体型の欠点を「隠す（引き算）」ことから始まるのに対し、多様性を前提とするニューヨークでは自分らしさを「足す（足し算）」方向に向かうという、装いと心の関係の国による違いを示す生の声が得られており、ＡＩの受けとめ方の違いを読み解く手がかりになっている。④イタリア：ミラノに、申請者がかつて指導した学生（現地の大学院に在籍）などのつてがあり、確かめ済みの手順をそのまま使って確実に実施できる（教え子マランゴーニ大学大学院生）。⑤AIの実施体制：申請者は予備調査でAI・診断の受けとめ方を測り、SNSなどデジタル分野の研究実績をもつ。これにファッションテックの協力者とAI技術の若手研究者を加え、AIを実際に動かす体制を整える。⑥環境と危険への備え：授業と連携して参加者を集められ、分析用の統計ソフトも整っている。新しい海外出張は1年目のフランスとミラノに限り、数量の調査は海外の調査会社への委託で出張なしに行え、実験は国内で完結するため、成否が海外機関の都合に左右されない。</w:t>
       </w:r>
     </w:p>
     <w:p>

--- a/kakenhi-c/研究計画調書_基盤C_AI活用版_業績説明版.docx
+++ b/kakenhi-c/研究計画調書_基盤C_AI活用版_業績説明版.docx
@@ -570,7 +570,7 @@
           <w:sz w:val="22"/>
           <w:szCs w:val="22"/>
         </w:rPr>
-        <w:t xml:space="preserve">本研究は「AI助言の分析→AI活用の実験（国内・国際）→活用法の公開」の順で、3年間・3段階で進める（図1）。AI活用の実験を柱にすえ、教育（自分を知る下準備）はAIを上手に使う条件として実験に組み込む。現地調査は日・韓・台・仏・米の5カ国で終えており、研究期間中にフランスでの調査が不十分であったので1年目はフランス、ミラノだけとし、研究の成否が海外出張や海外機関の都合に左右されないようにする。</w:t>
+        <w:t>本研究は「AI助言の分析→AI活用の実験（国内・国際）→活用法の公開」の順で、3年間・3段階で進める（図1）。AI活用の実験を柱にすえ、教育（自分を知る下準備）はAIを上手に使う条件として実験に組み込む。現地調査は日・韓・台・仏・米の5カ国で終えており、パリの大学で予定していた調査が実施できなかったため、1年目はフランス（パリ）とミラノで補足調査を行い、研究の成否が海外出張や海外機関の都合に左右されないようにする。</w:t>
       </w:r>
     </w:p>
     <w:p>

--- a/kakenhi-c/研究計画調書_基盤C_AI活用版_業績説明版.docx
+++ b/kakenhi-c/研究計画調書_基盤C_AI活用版_業績説明版.docx
@@ -488,7 +488,7 @@
           <w:sz w:val="22"/>
           <w:szCs w:val="22"/>
         </w:rPr>
-        <w:t>なお「似合う」の意味は、判定を誰が担うか（自分／外部）と装いが何を目指すか（足し算／引き算）の二軸で国ごとに異なる（図4）。</w:t>
+        <w:t>なお「似合う」の意味は、判定を誰が担うか（自分／外部）と装いが何を目指すか（足し算／引き算）の二軸で国ごとに異なる。</w:t>
       </w:r>
     </w:p>
     <w:p>
@@ -570,594 +570,7 @@
           <w:sz w:val="22"/>
           <w:szCs w:val="22"/>
         </w:rPr>
-        <w:t>本研究は「AI助言の分析→AI活用の実験（国内・国際）→活用法の公開」の順で、3年間・3段階で進める（図1）。AI活用の実験を柱にすえ、教育（自分を知る下準備）はAIを上手に使う条件として実験に組み込む。現地調査は日・韓・台・仏・米の5カ国で終えており、パリの大学で予定していた調査が実施できなかったため、1年目はフランス（パリ）とミラノで補足調査を行い、研究の成否が海外出張や海外機関の都合に左右されないようにする。</w:t>
-      </w:r>
-    </w:p>
-    <w:p>
-      <w:pPr>
-        <w:snapToGrid w:val="0"/>
-        <w:ind w:firstLineChars="100" w:firstLine="220"/>
-        <w:jc w:val="both"/>
-        <w:rPr>
-          <w:rFonts w:ascii="ＭＳ 明朝" w:eastAsia="ＭＳ 明朝" w:hAnsi="ＭＳ 明朝"/>
-          <w:sz w:val="22"/>
-          <w:szCs w:val="22"/>
-        </w:rPr>
-      </w:pPr>
-      <w:r>
-        <w:rPr>
-          <w:rFonts w:ascii="ＭＳ 明朝" w:eastAsia="ＭＳ 明朝" w:hAnsi="ＭＳ 明朝"/>
-          <w:sz w:val="22"/>
-          <w:szCs w:val="22"/>
-        </w:rPr>
-        <w:t>【科研費開始前（令和8年度・学内の研究費）】日本の予備調査（127名）と、一般の人を対象にしたものさしの予備検討を終える。韓国・台湾は協力大学とのオンライン比較調査を、フランス・アメリカはパリ・ニューヨークでの聞き取り（</w:t>
-      </w:r>
-      <w:r>
-        <w:rPr>
-          <w:rFonts w:ascii="ＭＳ 明朝" w:eastAsia="ＭＳ 明朝" w:hAnsi="ＭＳ 明朝"/>
-          <w:sz w:val="22"/>
-          <w:szCs w:val="22"/>
-        </w:rPr>
-        <w:t>AI</w:t>
-      </w:r>
-      <w:r>
-        <w:rPr>
-          <w:rFonts w:ascii="ＭＳ 明朝" w:eastAsia="ＭＳ 明朝" w:hAnsi="ＭＳ 明朝"/>
-          <w:sz w:val="22"/>
-          <w:szCs w:val="22"/>
-        </w:rPr>
-        <w:t>診断を使った経験を含む）を実施済み。これにより、心の落ち着きや服選びの納得度、</w:t>
-      </w:r>
-      <w:r>
-        <w:rPr>
-          <w:rFonts w:ascii="ＭＳ 明朝" w:eastAsia="ＭＳ 明朝" w:hAnsi="ＭＳ 明朝"/>
-          <w:sz w:val="22"/>
-          <w:szCs w:val="22"/>
-        </w:rPr>
-        <w:t>AI</w:t>
-      </w:r>
-      <w:r>
-        <w:rPr>
-          <w:rFonts w:ascii="ＭＳ 明朝" w:eastAsia="ＭＳ 明朝" w:hAnsi="ＭＳ 明朝"/>
-          <w:sz w:val="22"/>
-          <w:szCs w:val="22"/>
-        </w:rPr>
-        <w:t>の受けとめ方を測る</w:t>
-      </w:r>
-      <w:proofErr w:type="gramStart"/>
-      <w:r>
-        <w:rPr>
-          <w:rFonts w:ascii="ＭＳ 明朝" w:eastAsia="ＭＳ 明朝" w:hAnsi="ＭＳ 明朝"/>
-          <w:sz w:val="22"/>
-          <w:szCs w:val="22"/>
-        </w:rPr>
-        <w:t>共通のものさし</w:t>
-      </w:r>
-      <w:proofErr w:type="gramEnd"/>
-      <w:r>
-        <w:rPr>
-          <w:rFonts w:ascii="ＭＳ 明朝" w:eastAsia="ＭＳ 明朝" w:hAnsi="ＭＳ 明朝"/>
-          <w:sz w:val="22"/>
-          <w:szCs w:val="22"/>
-        </w:rPr>
-        <w:t>と、5カ国のデータが、研究開始の時点でそろう。</w:t>
-      </w:r>
-    </w:p>
-    <w:p>
-      <w:pPr>
-        <w:snapToGrid w:val="0"/>
-        <w:ind w:firstLineChars="100" w:firstLine="220"/>
-        <w:jc w:val="both"/>
-        <w:rPr>
-          <w:rFonts w:ascii="ＭＳ 明朝" w:eastAsia="ＭＳ 明朝" w:hAnsi="ＭＳ 明朝"/>
-          <w:sz w:val="22"/>
-          <w:szCs w:val="22"/>
-        </w:rPr>
-      </w:pPr>
-      <w:r>
-        <w:rPr>
-          <w:rFonts w:ascii="ＭＳ 明朝" w:eastAsia="ＭＳ 明朝" w:hAnsi="ＭＳ 明朝"/>
-          <w:sz w:val="22"/>
-          <w:szCs w:val="22"/>
-        </w:rPr>
-        <w:t>【1年目（令和9年度）</w:t>
-      </w:r>
-      <w:r>
-        <w:rPr>
-          <w:rFonts w:ascii="ＭＳ 明朝" w:eastAsia="ＭＳ 明朝" w:hAnsi="ＭＳ 明朝"/>
-          <w:sz w:val="22"/>
-          <w:szCs w:val="22"/>
-        </w:rPr>
-        <w:t>AI</w:t>
-      </w:r>
-      <w:r>
-        <w:rPr>
-          <w:rFonts w:ascii="ＭＳ 明朝" w:eastAsia="ＭＳ 明朝" w:hAnsi="ＭＳ 明朝"/>
-          <w:sz w:val="22"/>
-          <w:szCs w:val="22"/>
-        </w:rPr>
-        <w:t>助言の分析・仮説づくり・予備実験】(a)5カ国のデータを使い、診断・</w:t>
-      </w:r>
-      <w:r>
-        <w:rPr>
-          <w:rFonts w:ascii="ＭＳ 明朝" w:eastAsia="ＭＳ 明朝" w:hAnsi="ＭＳ 明朝"/>
-          <w:sz w:val="22"/>
-          <w:szCs w:val="22"/>
-        </w:rPr>
-        <w:t>SNS</w:t>
-      </w:r>
-      <w:r>
-        <w:rPr>
-          <w:rFonts w:ascii="ＭＳ 明朝" w:eastAsia="ＭＳ 明朝" w:hAnsi="ＭＳ 明朝"/>
-          <w:sz w:val="22"/>
-          <w:szCs w:val="22"/>
-        </w:rPr>
-        <w:t>・</w:t>
-      </w:r>
-      <w:r>
-        <w:rPr>
-          <w:rFonts w:ascii="ＭＳ 明朝" w:eastAsia="ＭＳ 明朝" w:hAnsi="ＭＳ 明朝"/>
-          <w:sz w:val="22"/>
-          <w:szCs w:val="22"/>
-        </w:rPr>
-        <w:t>AI</w:t>
-      </w:r>
-      <w:r>
-        <w:rPr>
-          <w:rFonts w:ascii="ＭＳ 明朝" w:eastAsia="ＭＳ 明朝" w:hAnsi="ＭＳ 明朝"/>
-          <w:sz w:val="22"/>
-          <w:szCs w:val="22"/>
-        </w:rPr>
-        <w:t>といった外部の助言を人がどう受けとめているか（うまく生かす／</w:t>
-      </w:r>
-      <w:proofErr w:type="gramStart"/>
-      <w:r>
-        <w:rPr>
-          <w:rFonts w:ascii="ＭＳ 明朝" w:eastAsia="ＭＳ 明朝" w:hAnsi="ＭＳ 明朝"/>
-          <w:sz w:val="22"/>
-          <w:szCs w:val="22"/>
-        </w:rPr>
-        <w:t>う</w:t>
-      </w:r>
-      <w:proofErr w:type="gramEnd"/>
-      <w:r>
-        <w:rPr>
-          <w:rFonts w:ascii="ＭＳ 明朝" w:eastAsia="ＭＳ 明朝" w:hAnsi="ＭＳ 明朝"/>
-          <w:sz w:val="22"/>
-          <w:szCs w:val="22"/>
-        </w:rPr>
-        <w:t>のみにする／避ける）でグループ分けし（回答の傾向が似た人どうしをまとめる統計の方法を用いる）、心の落ち着きや自立との関係が国によってどう違うかを調べ、実験の仮説を固める。ＡＩを使う人がまだ少なくても、すでに広まった診断と同じ「外部の助言」の最新版としてＡＩを分析するので、この分析は利用率に左右されない。(b)ミラノで補足の聞き取り（学生・実務家15名ほど、パリ・ニューヨークと同じ手順）を行い、聞き取りの土台を欧州3都市に広げる。(c)日本の大学生60名で、</w:t>
-      </w:r>
-      <w:r>
-        <w:rPr>
-          <w:rFonts w:ascii="ＭＳ 明朝" w:eastAsia="ＭＳ 明朝" w:hAnsi="ＭＳ 明朝"/>
-          <w:sz w:val="22"/>
-          <w:szCs w:val="22"/>
-        </w:rPr>
-        <w:t>AI</w:t>
-      </w:r>
-      <w:r>
-        <w:rPr>
-          <w:rFonts w:ascii="ＭＳ 明朝" w:eastAsia="ＭＳ 明朝" w:hAnsi="ＭＳ 明朝"/>
-          <w:sz w:val="22"/>
-          <w:szCs w:val="22"/>
-        </w:rPr>
-        <w:t>に服装を相談する予備実験を行い、入力の形式・課題・測り方を整えて本実験の手順を確定する。</w:t>
-      </w:r>
-    </w:p>
-    <w:p>
-      <w:pPr>
-        <w:snapToGrid w:val="0"/>
-        <w:ind w:firstLineChars="100" w:firstLine="220"/>
-        <w:jc w:val="both"/>
-        <w:rPr>
-          <w:rFonts w:ascii="ＭＳ 明朝" w:eastAsia="ＭＳ 明朝" w:hAnsi="ＭＳ 明朝"/>
-          <w:sz w:val="22"/>
-          <w:szCs w:val="22"/>
-        </w:rPr>
-      </w:pPr>
-      <w:r>
-        <w:rPr>
-          <w:rFonts w:ascii="ＭＳ 明朝" w:eastAsia="ＭＳ 明朝" w:hAnsi="ＭＳ 明朝"/>
-          <w:sz w:val="22"/>
-          <w:szCs w:val="22"/>
-        </w:rPr>
-        <w:t>【2年目（令和10年度）</w:t>
-      </w:r>
-      <w:r>
-        <w:rPr>
-          <w:rFonts w:ascii="ＭＳ 明朝" w:eastAsia="ＭＳ 明朝" w:hAnsi="ＭＳ 明朝"/>
-          <w:sz w:val="22"/>
-          <w:szCs w:val="22"/>
-        </w:rPr>
-        <w:t>AI</w:t>
-      </w:r>
-      <w:r>
-        <w:rPr>
-          <w:rFonts w:ascii="ＭＳ 明朝" w:eastAsia="ＭＳ 明朝" w:hAnsi="ＭＳ 明朝"/>
-          <w:sz w:val="22"/>
-          <w:szCs w:val="22"/>
-        </w:rPr>
-        <w:t>活用の実験（国内）と6カ国での確認】本研究の中心である。(a)日本の大学生240名を、</w:t>
-      </w:r>
-      <w:r>
-        <w:rPr>
-          <w:rFonts w:ascii="ＭＳ 明朝" w:eastAsia="ＭＳ 明朝" w:hAnsi="ＭＳ 明朝"/>
-          <w:sz w:val="22"/>
-          <w:szCs w:val="22"/>
-        </w:rPr>
-        <w:t>AI</w:t>
-      </w:r>
-      <w:r>
-        <w:rPr>
-          <w:rFonts w:ascii="ＭＳ 明朝" w:eastAsia="ＭＳ 明朝" w:hAnsi="ＭＳ 明朝"/>
-          <w:sz w:val="22"/>
-          <w:szCs w:val="22"/>
-        </w:rPr>
-        <w:t>の支援（あり／なし〈紙のワークで代用〉）と、自分を知るための教育（あり／なし）を組み合わせた4つのグループに分けて比べる（60名ずつ）。参加者は「初対面の集まりに出る」など実際の場面を一つ選び、手持ちの服のリストと好み・場面（名前や顔写真は入力しない）を決まった入力欄に記す。</w:t>
-      </w:r>
-      <w:r>
-        <w:rPr>
-          <w:rFonts w:ascii="ＭＳ 明朝" w:eastAsia="ＭＳ 明朝" w:hAnsi="ＭＳ 明朝"/>
-          <w:sz w:val="22"/>
-          <w:szCs w:val="22"/>
-        </w:rPr>
-        <w:t>AI</w:t>
-      </w:r>
-      <w:r>
-        <w:rPr>
-          <w:rFonts w:ascii="ＭＳ 明朝" w:eastAsia="ＭＳ 明朝" w:hAnsi="ＭＳ 明朝"/>
-          <w:sz w:val="22"/>
-          <w:szCs w:val="22"/>
-        </w:rPr>
-        <w:t>はこれをもとにコーディネートを3案、理由つきで示す。</w:t>
-      </w:r>
-      <w:r>
-        <w:rPr>
-          <w:rFonts w:ascii="ＭＳ 明朝" w:eastAsia="ＭＳ 明朝" w:hAnsi="ＭＳ 明朝"/>
-          <w:sz w:val="22"/>
-          <w:szCs w:val="22"/>
-        </w:rPr>
-        <w:t>AI</w:t>
-      </w:r>
-      <w:r>
-        <w:rPr>
-          <w:rFonts w:ascii="ＭＳ 明朝" w:eastAsia="ＭＳ 明朝" w:hAnsi="ＭＳ 明朝"/>
-          <w:sz w:val="22"/>
-          <w:szCs w:val="22"/>
-        </w:rPr>
-        <w:t>だけのグループはその提案から選ぶが、教育を受けたグループは、事前の「自分を知るワーク」（90分×2回）で作った自分の基準をもとに、「自分の基準を</w:t>
-      </w:r>
-      <w:r>
-        <w:rPr>
-          <w:rFonts w:ascii="ＭＳ 明朝" w:eastAsia="ＭＳ 明朝" w:hAnsi="ＭＳ 明朝"/>
-          <w:sz w:val="22"/>
-          <w:szCs w:val="22"/>
-        </w:rPr>
-        <w:t>AI</w:t>
-      </w:r>
-      <w:r>
-        <w:rPr>
-          <w:rFonts w:ascii="ＭＳ 明朝" w:eastAsia="ＭＳ 明朝" w:hAnsi="ＭＳ 明朝"/>
-          <w:sz w:val="22"/>
-          <w:szCs w:val="22"/>
-        </w:rPr>
-        <w:t>に伝える→提案を基準と照らす→採否の理由を自分の言葉で説明する」という手順で</w:t>
-      </w:r>
-      <w:r>
-        <w:rPr>
-          <w:rFonts w:ascii="ＭＳ 明朝" w:eastAsia="ＭＳ 明朝" w:hAnsi="ＭＳ 明朝"/>
-          <w:sz w:val="22"/>
-          <w:szCs w:val="22"/>
-        </w:rPr>
-        <w:t>AI</w:t>
-      </w:r>
-      <w:r>
-        <w:rPr>
-          <w:rFonts w:ascii="ＭＳ 明朝" w:eastAsia="ＭＳ 明朝" w:hAnsi="ＭＳ 明朝"/>
-          <w:sz w:val="22"/>
-          <w:szCs w:val="22"/>
-        </w:rPr>
-        <w:t>と相談し、自分で決める。実験の前・直後・1か月後に、心の落ち着き・自分で決める感覚・選択の納得度・自信・買って後悔した度合いを測り、あわせて「提案を自分で直したか」「選んだ理由を説明できたか」で</w:t>
-      </w:r>
-      <w:r>
-        <w:rPr>
-          <w:rFonts w:ascii="ＭＳ 明朝" w:eastAsia="ＭＳ 明朝" w:hAnsi="ＭＳ 明朝"/>
-          <w:sz w:val="22"/>
-          <w:szCs w:val="22"/>
-        </w:rPr>
-        <w:t>AI</w:t>
-      </w:r>
-      <w:r>
-        <w:rPr>
-          <w:rFonts w:ascii="ＭＳ 明朝" w:eastAsia="ＭＳ 明朝" w:hAnsi="ＭＳ 明朝"/>
-          <w:sz w:val="22"/>
-          <w:szCs w:val="22"/>
-        </w:rPr>
-        <w:t>への頼りすぎの度合いも見る。中心となる予想は「ＡＩは、自分で決めるための下準備と組み合わせたときにだけ心の落ち着きと自立を高め、ただ使わせるだけだと頼りすぎと自立の低下を招く」である。(b)あわせて、調査済みの5カ国にイタリアを加えた6カ国（日・韓・台・仏・米・伊）で各200名・合計1,200名にオンライン調査を行い（海外出張は不要</w:t>
-      </w:r>
-      <w:r>
-        <w:rPr>
-          <w:rFonts w:ascii="ＭＳ 明朝" w:eastAsia="ＭＳ 明朝" w:hAnsi="ＭＳ 明朝" w:hint="eastAsia"/>
-          <w:sz w:val="22"/>
-          <w:szCs w:val="22"/>
-        </w:rPr>
-        <w:t>）</w:t>
-      </w:r>
-      <w:r>
-        <w:rPr>
-          <w:rFonts w:ascii="ＭＳ 明朝" w:eastAsia="ＭＳ 明朝" w:hAnsi="ＭＳ 明朝"/>
-          <w:sz w:val="22"/>
-          <w:szCs w:val="22"/>
-        </w:rPr>
-        <w:t>、どの国でも同じものさしで測れているかを確かめたうえで、</w:t>
-      </w:r>
-      <w:r>
-        <w:rPr>
-          <w:rFonts w:ascii="ＭＳ 明朝" w:eastAsia="ＭＳ 明朝" w:hAnsi="ＭＳ 明朝" w:hint="eastAsia"/>
-          <w:sz w:val="22"/>
-          <w:szCs w:val="22"/>
-        </w:rPr>
-        <w:t>AI</w:t>
-      </w:r>
-      <w:r>
-        <w:rPr>
-          <w:rFonts w:ascii="ＭＳ 明朝" w:eastAsia="ＭＳ 明朝" w:hAnsi="ＭＳ 明朝"/>
-          <w:sz w:val="22"/>
-          <w:szCs w:val="22"/>
-        </w:rPr>
-        <w:t>の受けとめ方と心への影響が国によってどう違うかを調べる。</w:t>
-      </w:r>
-    </w:p>
-    <w:p>
-      <w:pPr>
-        <w:snapToGrid w:val="0"/>
-        <w:ind w:firstLineChars="100" w:firstLine="220"/>
-        <w:jc w:val="both"/>
-        <w:rPr>
-          <w:rFonts w:ascii="ＭＳ 明朝" w:eastAsia="ＭＳ 明朝" w:hAnsi="ＭＳ 明朝"/>
-          <w:sz w:val="22"/>
-          <w:szCs w:val="22"/>
-        </w:rPr>
-      </w:pPr>
-      <w:r>
-        <w:rPr>
-          <w:rFonts w:ascii="ＭＳ 明朝" w:eastAsia="ＭＳ 明朝" w:hAnsi="ＭＳ 明朝"/>
-          <w:sz w:val="22"/>
-          <w:szCs w:val="22"/>
-        </w:rPr>
-        <w:t>【3年目（令和11年度）</w:t>
-      </w:r>
-      <w:r>
-        <w:rPr>
-          <w:rFonts w:ascii="ＭＳ 明朝" w:eastAsia="ＭＳ 明朝" w:hAnsi="ＭＳ 明朝" w:hint="eastAsia"/>
-          <w:sz w:val="22"/>
-          <w:szCs w:val="22"/>
-        </w:rPr>
-        <w:t>AI</w:t>
-      </w:r>
-      <w:r>
-        <w:rPr>
-          <w:rFonts w:ascii="ＭＳ 明朝" w:eastAsia="ＭＳ 明朝" w:hAnsi="ＭＳ 明朝"/>
-          <w:sz w:val="22"/>
-          <w:szCs w:val="22"/>
-        </w:rPr>
-        <w:t>活用法の国際展開と公開】2年目で効果が確かめられた「自分で決めさせる</w:t>
-      </w:r>
-      <w:r>
-        <w:rPr>
-          <w:rFonts w:ascii="ＭＳ 明朝" w:eastAsia="ＭＳ 明朝" w:hAnsi="ＭＳ 明朝" w:hint="eastAsia"/>
-          <w:sz w:val="22"/>
-          <w:szCs w:val="22"/>
-        </w:rPr>
-        <w:t>AI</w:t>
-      </w:r>
-      <w:r>
-        <w:rPr>
-          <w:rFonts w:ascii="ＭＳ 明朝" w:eastAsia="ＭＳ 明朝" w:hAnsi="ＭＳ 明朝"/>
-          <w:sz w:val="22"/>
-          <w:szCs w:val="22"/>
-        </w:rPr>
-        <w:t>の使い方」を韓国語・中国語にし、日・韓・台の協力大学でオンラインの比較実験（各国80名ほど）を行い、その使い方が国をこえて役立つかを確かめる。最後に、6カ国の比較データ・確かめ済みの教材・</w:t>
-      </w:r>
-      <w:r>
-        <w:rPr>
-          <w:rFonts w:ascii="ＭＳ 明朝" w:eastAsia="ＭＳ 明朝" w:hAnsi="ＭＳ 明朝" w:hint="eastAsia"/>
-          <w:sz w:val="22"/>
-          <w:szCs w:val="22"/>
-        </w:rPr>
-        <w:t>AI</w:t>
-      </w:r>
-      <w:r>
-        <w:rPr>
-          <w:rFonts w:ascii="ＭＳ 明朝" w:eastAsia="ＭＳ 明朝" w:hAnsi="ＭＳ 明朝"/>
-          <w:sz w:val="22"/>
-          <w:szCs w:val="22"/>
-        </w:rPr>
-        <w:t>の上手な使い方の手引きを、学会・論文・報告書で公開し、文化に合わせた</w:t>
-      </w:r>
-      <w:r>
-        <w:rPr>
-          <w:rFonts w:ascii="ＭＳ 明朝" w:eastAsia="ＭＳ 明朝" w:hAnsi="ＭＳ 明朝" w:hint="eastAsia"/>
-          <w:sz w:val="22"/>
-          <w:szCs w:val="22"/>
-        </w:rPr>
-        <w:t>AI</w:t>
-      </w:r>
-      <w:r>
-        <w:rPr>
-          <w:rFonts w:ascii="ＭＳ 明朝" w:eastAsia="ＭＳ 明朝" w:hAnsi="ＭＳ 明朝"/>
-          <w:sz w:val="22"/>
-          <w:szCs w:val="22"/>
-        </w:rPr>
-        <w:t>の意思決定支援をテーマとする次の研究（基盤研究（Ｂ）の構想）へつなぐ。</w:t>
-      </w:r>
-    </w:p>
-    <w:p>
-      <w:pPr>
-        <w:snapToGrid w:val="0"/>
-        <w:ind w:firstLineChars="100" w:firstLine="220"/>
-        <w:jc w:val="both"/>
-        <w:rPr>
-          <w:rFonts w:ascii="ＭＳ 明朝" w:eastAsia="ＭＳ 明朝" w:hAnsi="ＭＳ 明朝"/>
-          <w:sz w:val="22"/>
-          <w:szCs w:val="22"/>
-        </w:rPr>
-      </w:pPr>
-      <w:r>
-        <w:rPr>
-          <w:rFonts w:ascii="ＭＳ 明朝" w:eastAsia="ＭＳ 明朝" w:hAnsi="ＭＳ 明朝"/>
-          <w:sz w:val="22"/>
-          <w:szCs w:val="22"/>
-        </w:rPr>
-        <w:t>【役割分担】研究代表者・松岡依里子は全体のとりまとめ・</w:t>
-      </w:r>
-      <w:r>
-        <w:rPr>
-          <w:rFonts w:ascii="ＭＳ 明朝" w:eastAsia="ＭＳ 明朝" w:hAnsi="ＭＳ 明朝" w:hint="eastAsia"/>
-          <w:sz w:val="22"/>
-          <w:szCs w:val="22"/>
-        </w:rPr>
-        <w:t>AI</w:t>
-      </w:r>
-      <w:r>
-        <w:rPr>
-          <w:rFonts w:ascii="ＭＳ 明朝" w:eastAsia="ＭＳ 明朝" w:hAnsi="ＭＳ 明朝"/>
-          <w:sz w:val="22"/>
-          <w:szCs w:val="22"/>
-        </w:rPr>
-        <w:t>助言の分析・ミラノ調査・教材設計・海外連携を担う。研究分担者・石井国雄（東京家政大学・社会心理学）は実験の設計とデータ分析を、内藤章江（椙山女学園大学・服装心理学）は各国アンケートの運用・データ管理・分析を担う。</w:t>
-      </w:r>
-      <w:r>
-        <w:rPr>
-          <w:rFonts w:ascii="ＭＳ 明朝" w:eastAsia="ＭＳ 明朝" w:hAnsi="ＭＳ 明朝" w:hint="eastAsia"/>
-          <w:sz w:val="22"/>
-          <w:szCs w:val="22"/>
-        </w:rPr>
-        <w:t>AI</w:t>
-      </w:r>
-      <w:r>
-        <w:rPr>
-          <w:rFonts w:ascii="ＭＳ 明朝" w:eastAsia="ＭＳ 明朝" w:hAnsi="ＭＳ 明朝"/>
-          <w:sz w:val="22"/>
-          <w:szCs w:val="22"/>
-        </w:rPr>
-        <w:t>を確実に扱うため、</w:t>
-      </w:r>
-      <w:r>
-        <w:rPr>
-          <w:rFonts w:ascii="ＭＳ 明朝" w:eastAsia="ＭＳ 明朝" w:hAnsi="ＭＳ 明朝" w:hint="eastAsia"/>
-          <w:sz w:val="22"/>
-          <w:szCs w:val="22"/>
-        </w:rPr>
-        <w:t>AI</w:t>
-      </w:r>
-      <w:r>
-        <w:rPr>
-          <w:rFonts w:ascii="ＭＳ 明朝" w:eastAsia="ＭＳ 明朝" w:hAnsi="ＭＳ 明朝"/>
-          <w:sz w:val="22"/>
-          <w:szCs w:val="22"/>
-        </w:rPr>
-        <w:t>やファッションテックに詳しい五月女由紀子（杉野服飾大学）を研究協力者とし、さらに</w:t>
-      </w:r>
-      <w:r>
-        <w:rPr>
-          <w:rFonts w:ascii="ＭＳ 明朝" w:eastAsia="ＭＳ 明朝" w:hAnsi="ＭＳ 明朝" w:hint="eastAsia"/>
-          <w:sz w:val="22"/>
-          <w:szCs w:val="22"/>
-        </w:rPr>
-        <w:t>AI</w:t>
-      </w:r>
-      <w:r>
-        <w:rPr>
-          <w:rFonts w:ascii="ＭＳ 明朝" w:eastAsia="ＭＳ 明朝" w:hAnsi="ＭＳ 明朝"/>
-          <w:sz w:val="22"/>
-          <w:szCs w:val="22"/>
-        </w:rPr>
-        <w:t>技術（言葉を扱う</w:t>
-      </w:r>
-      <w:r>
-        <w:rPr>
-          <w:rFonts w:ascii="ＭＳ 明朝" w:eastAsia="ＭＳ 明朝" w:hAnsi="ＭＳ 明朝" w:hint="eastAsia"/>
-          <w:sz w:val="22"/>
-          <w:szCs w:val="22"/>
-        </w:rPr>
-        <w:t>AI</w:t>
-      </w:r>
-      <w:r>
-        <w:rPr>
-          <w:rFonts w:ascii="ＭＳ 明朝" w:eastAsia="ＭＳ 明朝" w:hAnsi="ＭＳ 明朝"/>
-          <w:sz w:val="22"/>
-          <w:szCs w:val="22"/>
-        </w:rPr>
-        <w:t>や人と</w:t>
-      </w:r>
-      <w:r>
-        <w:rPr>
-          <w:rFonts w:ascii="ＭＳ 明朝" w:eastAsia="ＭＳ 明朝" w:hAnsi="ＭＳ 明朝" w:hint="eastAsia"/>
-          <w:sz w:val="22"/>
-          <w:szCs w:val="22"/>
-        </w:rPr>
-        <w:t>AI</w:t>
-      </w:r>
-      <w:r>
-        <w:rPr>
-          <w:rFonts w:ascii="ＭＳ 明朝" w:eastAsia="ＭＳ 明朝" w:hAnsi="ＭＳ 明朝"/>
-          <w:sz w:val="22"/>
-          <w:szCs w:val="22"/>
-        </w:rPr>
-        <w:t>のやりとり）を専門とする若手研究者を分担者または協力者に加え、指示の作り方や安全性の確認など技術面を確かにする【要確認：氏名・所属】。</w:t>
-      </w:r>
-    </w:p>
-    <w:p>
-      <w:pPr>
-        <w:snapToGrid w:val="0"/>
-        <w:jc w:val="both"/>
-        <w:rPr>
-          <w:rFonts w:ascii="ＭＳ 明朝" w:eastAsia="ＭＳ 明朝" w:hAnsi="ＭＳ 明朝"/>
-          <w:sz w:val="22"/>
-          <w:szCs w:val="22"/>
-        </w:rPr>
-      </w:pPr>
-      <w:r>
-        <w:rPr>
-          <w:rFonts w:ascii="ＭＳ 明朝" w:eastAsia="ＭＳ 明朝" w:hAnsi="ＭＳ 明朝"/>
-          <w:sz w:val="22"/>
-          <w:szCs w:val="22"/>
-        </w:rPr>
-        <w:t xml:space="preserve">図1　研究の流れ（5カ国データ→1年目 </w:t>
-      </w:r>
-      <w:r>
-        <w:rPr>
-          <w:rFonts w:ascii="ＭＳ 明朝" w:eastAsia="ＭＳ 明朝" w:hAnsi="ＭＳ 明朝" w:hint="eastAsia"/>
-          <w:sz w:val="22"/>
-          <w:szCs w:val="22"/>
-        </w:rPr>
-        <w:t>AI</w:t>
-      </w:r>
-      <w:r>
-        <w:rPr>
-          <w:rFonts w:ascii="ＭＳ 明朝" w:eastAsia="ＭＳ 明朝" w:hAnsi="ＭＳ 明朝"/>
-          <w:sz w:val="22"/>
-          <w:szCs w:val="22"/>
-        </w:rPr>
-        <w:t xml:space="preserve">助言の分析・ミラノ・予備実験→2年目 </w:t>
-      </w:r>
-      <w:r>
-        <w:rPr>
-          <w:rFonts w:ascii="ＭＳ 明朝" w:eastAsia="ＭＳ 明朝" w:hAnsi="ＭＳ 明朝" w:hint="eastAsia"/>
-          <w:sz w:val="22"/>
-          <w:szCs w:val="22"/>
-        </w:rPr>
-        <w:t>AI</w:t>
-      </w:r>
-      <w:r>
-        <w:rPr>
-          <w:rFonts w:ascii="ＭＳ 明朝" w:eastAsia="ＭＳ 明朝" w:hAnsi="ＭＳ 明朝"/>
-          <w:sz w:val="22"/>
-          <w:szCs w:val="22"/>
-        </w:rPr>
-        <w:t>活用実験＋6カ国調査→3年目 国際展開）</w:t>
+        <w:t>本研究は「AI助言の分析→AI活用の実験（国内・国際）→活用法の公開」の順で、3年間・3段階で進める（図1）。AI活用の実験を柱にすえ、教育（自分を知る下準備）はAIを上手に使う条件として実験に組み込む。現地調査は日・韓・台・仏・米の5カ国で終えており、パリの大学で予定していた調査が実施できなかったため、1年目はフランス（パリ）とミラノで補足調査を行い、研究の成否が海外出張や海外機関の都合に左右されないようにする。　本研究の基本的な考え方（ＡＩの使い方が自律と心の落ち着きに及ぼす道筋）を図2に示す。</w:t>
       </w:r>
     </w:p>
     <w:p>
@@ -1176,11 +589,11 @@
               <a:graphicData uri="http://schemas.openxmlformats.org/drawingml/2006/picture">
                 <pic:pic>
                   <pic:nvPicPr>
-                    <pic:cNvPr id="0" name="fig1.png"/>
+                    <pic:cNvPr id="0" name="図1_研究の流れ.png"/>
                     <pic:cNvPicPr/>
                   </pic:nvPicPr>
                   <pic:blipFill>
-                    <a:blip r:embed="rId17"/>
+                    <a:blip r:embed="rId21"/>
                     <a:stretch>
                       <a:fillRect/>
                     </a:stretch>
@@ -1201,37 +614,13 @@
     </w:p>
     <w:p>
       <w:pPr>
-        <w:snapToGrid w:val="0"/>
-        <w:jc w:val="both"/>
-        <w:rPr>
-          <w:rFonts w:ascii="ＭＳ 明朝" w:eastAsia="ＭＳ 明朝" w:hAnsi="ＭＳ 明朝"/>
-          <w:sz w:val="22"/>
-          <w:szCs w:val="22"/>
-        </w:rPr>
-      </w:pPr>
-      <w:r>
-        <w:rPr>
-          <w:rFonts w:ascii="ＭＳ 明朝" w:eastAsia="ＭＳ 明朝" w:hAnsi="ＭＳ 明朝"/>
-          <w:sz w:val="22"/>
-          <w:szCs w:val="22"/>
-        </w:rPr>
-        <w:t>図2　考え方の図（</w:t>
-      </w:r>
-      <w:r>
-        <w:rPr>
-          <w:rFonts w:ascii="ＭＳ 明朝" w:eastAsia="ＭＳ 明朝" w:hAnsi="ＭＳ 明朝" w:hint="eastAsia"/>
-          <w:sz w:val="22"/>
-          <w:szCs w:val="22"/>
-        </w:rPr>
-        <w:t>AI</w:t>
-      </w:r>
-      <w:r>
-        <w:rPr>
-          <w:rFonts w:ascii="ＭＳ 明朝" w:eastAsia="ＭＳ 明朝" w:hAnsi="ＭＳ 明朝"/>
-          <w:sz w:val="22"/>
-          <w:szCs w:val="22"/>
-        </w:rPr>
-        <w:t>助言の使い方〈自分で生かす／丸投げ〉→自分で決める感覚→心の落ち着き→健やかさ）</w:t>
+        <w:jc w:val="center"/>
+      </w:pPr>
+      <w:r>
+        <w:rPr>
+          <w:sz w:val="21"/>
+        </w:rPr>
+        <w:t>図1　研究の流れ（5カ国データ→1年目：AI助言の分析・パリ／ミラノ・予備実験→2年目：AI活用実験＋6カ国調査→3年目：国際展開）</w:t>
       </w:r>
     </w:p>
     <w:p>
@@ -1250,7 +639,7 @@
               <a:graphicData uri="http://schemas.openxmlformats.org/drawingml/2006/picture">
                 <pic:pic>
                   <pic:nvPicPr>
-                    <pic:cNvPr id="0" name="fig2.png"/>
+                    <pic:cNvPr id="0" name="image.png"/>
                     <pic:cNvPicPr/>
                   </pic:nvPicPr>
                   <pic:blipFill>
@@ -1275,22 +664,317 @@
     </w:p>
     <w:p>
       <w:pPr>
+        <w:jc w:val="center"/>
+      </w:pPr>
+      <w:r>
+        <w:rPr>
+          <w:sz w:val="21"/>
+        </w:rPr>
+        <w:t>図2　考え方の図（AI助言の使い方〈自分で生かす／丸投げ〉→自分で決める感覚→心の落ち着き（FPS）→健やかさ）</w:t>
+      </w:r>
+    </w:p>
+    <w:p>
+      <w:pPr>
         <w:snapToGrid w:val="0"/>
-        <w:jc w:val="both"/>
-        <w:rPr>
-          <w:rFonts w:ascii="ＭＳ 明朝" w:eastAsia="ＭＳ 明朝" w:hAnsi="ＭＳ 明朝"/>
-          <w:sz w:val="22"/>
-          <w:szCs w:val="22"/>
-        </w:rPr>
-      </w:pPr>
-      <w:r>
-        <w:rPr>
-          <w:rFonts w:ascii="ＭＳ 明朝" w:eastAsia="ＭＳ 明朝" w:hAnsi="ＭＳ 明朝"/>
-          <w:sz w:val="22"/>
-          <w:szCs w:val="22"/>
-        </w:rPr>
-        <w:lastRenderedPageBreak/>
-        <w:t>図3　2年目の実験（</w:t>
+        <w:ind w:firstLineChars="100" w:firstLine="220"/>
+        <w:jc w:val="both"/>
+        <w:rPr>
+          <w:rFonts w:ascii="ＭＳ 明朝" w:eastAsia="ＭＳ 明朝" w:hAnsi="ＭＳ 明朝"/>
+          <w:sz w:val="22"/>
+          <w:szCs w:val="22"/>
+        </w:rPr>
+      </w:pPr>
+      <w:r>
+        <w:rPr>
+          <w:rFonts w:ascii="ＭＳ 明朝" w:eastAsia="ＭＳ 明朝" w:hAnsi="ＭＳ 明朝"/>
+          <w:sz w:val="22"/>
+          <w:szCs w:val="22"/>
+        </w:rPr>
+        <w:t>【科研費開始前（令和8年度・学内の研究費）】日本の予備調査（127名）と、一般の人を対象にしたものさしの予備検討を終える。韓国・台湾は協力大学とのオンライン比較調査を、フランス・アメリカはパリ・ニューヨークでの聞き取り（</w:t>
+      </w:r>
+      <w:r>
+        <w:rPr>
+          <w:rFonts w:ascii="ＭＳ 明朝" w:eastAsia="ＭＳ 明朝" w:hAnsi="ＭＳ 明朝"/>
+          <w:sz w:val="22"/>
+          <w:szCs w:val="22"/>
+        </w:rPr>
+        <w:t>AI</w:t>
+      </w:r>
+      <w:r>
+        <w:rPr>
+          <w:rFonts w:ascii="ＭＳ 明朝" w:eastAsia="ＭＳ 明朝" w:hAnsi="ＭＳ 明朝"/>
+          <w:sz w:val="22"/>
+          <w:szCs w:val="22"/>
+        </w:rPr>
+        <w:t>診断を使った経験を含む）を実施済み。これにより、心の落ち着きや服選びの納得度、</w:t>
+      </w:r>
+      <w:r>
+        <w:rPr>
+          <w:rFonts w:ascii="ＭＳ 明朝" w:eastAsia="ＭＳ 明朝" w:hAnsi="ＭＳ 明朝"/>
+          <w:sz w:val="22"/>
+          <w:szCs w:val="22"/>
+        </w:rPr>
+        <w:t>AI</w:t>
+      </w:r>
+      <w:r>
+        <w:rPr>
+          <w:rFonts w:ascii="ＭＳ 明朝" w:eastAsia="ＭＳ 明朝" w:hAnsi="ＭＳ 明朝"/>
+          <w:sz w:val="22"/>
+          <w:szCs w:val="22"/>
+        </w:rPr>
+        <w:t>の受けとめ方を測る</w:t>
+      </w:r>
+      <w:proofErr w:type="gramStart"/>
+      <w:r>
+        <w:rPr>
+          <w:rFonts w:ascii="ＭＳ 明朝" w:eastAsia="ＭＳ 明朝" w:hAnsi="ＭＳ 明朝"/>
+          <w:sz w:val="22"/>
+          <w:szCs w:val="22"/>
+        </w:rPr>
+        <w:t>共通のものさし</w:t>
+      </w:r>
+      <w:proofErr w:type="gramEnd"/>
+      <w:r>
+        <w:rPr>
+          <w:rFonts w:ascii="ＭＳ 明朝" w:eastAsia="ＭＳ 明朝" w:hAnsi="ＭＳ 明朝"/>
+          <w:sz w:val="22"/>
+          <w:szCs w:val="22"/>
+        </w:rPr>
+        <w:t>と、5カ国のデータが、研究開始の時点でそろう。</w:t>
+      </w:r>
+    </w:p>
+    <w:p>
+      <w:pPr>
+        <w:snapToGrid w:val="0"/>
+        <w:ind w:firstLineChars="100" w:firstLine="220"/>
+        <w:jc w:val="both"/>
+        <w:rPr>
+          <w:rFonts w:ascii="ＭＳ 明朝" w:eastAsia="ＭＳ 明朝" w:hAnsi="ＭＳ 明朝"/>
+          <w:sz w:val="22"/>
+          <w:szCs w:val="22"/>
+        </w:rPr>
+      </w:pPr>
+      <w:r>
+        <w:rPr>
+          <w:rFonts w:ascii="ＭＳ 明朝" w:eastAsia="ＭＳ 明朝" w:hAnsi="ＭＳ 明朝"/>
+          <w:sz w:val="22"/>
+          <w:szCs w:val="22"/>
+        </w:rPr>
+        <w:t>【1年目（令和9年度）</w:t>
+      </w:r>
+      <w:r>
+        <w:rPr>
+          <w:rFonts w:ascii="ＭＳ 明朝" w:eastAsia="ＭＳ 明朝" w:hAnsi="ＭＳ 明朝"/>
+          <w:sz w:val="22"/>
+          <w:szCs w:val="22"/>
+        </w:rPr>
+        <w:t>AI</w:t>
+      </w:r>
+      <w:r>
+        <w:rPr>
+          <w:rFonts w:ascii="ＭＳ 明朝" w:eastAsia="ＭＳ 明朝" w:hAnsi="ＭＳ 明朝"/>
+          <w:sz w:val="22"/>
+          <w:szCs w:val="22"/>
+        </w:rPr>
+        <w:t>助言の分析・仮説づくり・予備実験】(a)5カ国のデータを使い、診断・</w:t>
+      </w:r>
+      <w:r>
+        <w:rPr>
+          <w:rFonts w:ascii="ＭＳ 明朝" w:eastAsia="ＭＳ 明朝" w:hAnsi="ＭＳ 明朝"/>
+          <w:sz w:val="22"/>
+          <w:szCs w:val="22"/>
+        </w:rPr>
+        <w:t>SNS</w:t>
+      </w:r>
+      <w:r>
+        <w:rPr>
+          <w:rFonts w:ascii="ＭＳ 明朝" w:eastAsia="ＭＳ 明朝" w:hAnsi="ＭＳ 明朝"/>
+          <w:sz w:val="22"/>
+          <w:szCs w:val="22"/>
+        </w:rPr>
+        <w:t>・</w:t>
+      </w:r>
+      <w:r>
+        <w:rPr>
+          <w:rFonts w:ascii="ＭＳ 明朝" w:eastAsia="ＭＳ 明朝" w:hAnsi="ＭＳ 明朝"/>
+          <w:sz w:val="22"/>
+          <w:szCs w:val="22"/>
+        </w:rPr>
+        <w:t>AI</w:t>
+      </w:r>
+      <w:r>
+        <w:rPr>
+          <w:rFonts w:ascii="ＭＳ 明朝" w:eastAsia="ＭＳ 明朝" w:hAnsi="ＭＳ 明朝"/>
+          <w:sz w:val="22"/>
+          <w:szCs w:val="22"/>
+        </w:rPr>
+        <w:t>といった外部の助言を人がどう受けとめているか（うまく生かす／</w:t>
+      </w:r>
+      <w:proofErr w:type="gramStart"/>
+      <w:r>
+        <w:rPr>
+          <w:rFonts w:ascii="ＭＳ 明朝" w:eastAsia="ＭＳ 明朝" w:hAnsi="ＭＳ 明朝"/>
+          <w:sz w:val="22"/>
+          <w:szCs w:val="22"/>
+        </w:rPr>
+        <w:t>う</w:t>
+      </w:r>
+      <w:proofErr w:type="gramEnd"/>
+      <w:r>
+        <w:rPr>
+          <w:rFonts w:ascii="ＭＳ 明朝" w:eastAsia="ＭＳ 明朝" w:hAnsi="ＭＳ 明朝"/>
+          <w:sz w:val="22"/>
+          <w:szCs w:val="22"/>
+        </w:rPr>
+        <w:t>のみにする／避ける）でグループ分けし（回答の傾向が似た人どうしをまとめる統計の方法を用いる）、心の落ち着きや自立との関係が国によってどう違うかを調べ、実験の仮説を固める。ＡＩを使う人がまだ少なくても、すでに広まった診断と同じ「外部の助言」の最新版としてＡＩを分析するので、この分析は利用率に左右されない。(b)ミラノで補足の聞き取り（学生・実務家15名ほど、パリ・ニューヨークと同じ手順）を行い、聞き取りの土台を欧州3都市に広げる。(c)日本の大学生60名で、</w:t>
+      </w:r>
+      <w:r>
+        <w:rPr>
+          <w:rFonts w:ascii="ＭＳ 明朝" w:eastAsia="ＭＳ 明朝" w:hAnsi="ＭＳ 明朝"/>
+          <w:sz w:val="22"/>
+          <w:szCs w:val="22"/>
+        </w:rPr>
+        <w:t>AI</w:t>
+      </w:r>
+      <w:r>
+        <w:rPr>
+          <w:rFonts w:ascii="ＭＳ 明朝" w:eastAsia="ＭＳ 明朝" w:hAnsi="ＭＳ 明朝"/>
+          <w:sz w:val="22"/>
+          <w:szCs w:val="22"/>
+        </w:rPr>
+        <w:t>に服装を相談する予備実験を行い、入力の形式・課題・測り方を整えて本実験の手順を確定する。</w:t>
+      </w:r>
+    </w:p>
+    <w:p>
+      <w:pPr>
+        <w:snapToGrid w:val="0"/>
+        <w:ind w:firstLineChars="100" w:firstLine="220"/>
+        <w:jc w:val="both"/>
+        <w:rPr>
+          <w:rFonts w:ascii="ＭＳ 明朝" w:eastAsia="ＭＳ 明朝" w:hAnsi="ＭＳ 明朝"/>
+          <w:sz w:val="22"/>
+          <w:szCs w:val="22"/>
+        </w:rPr>
+      </w:pPr>
+      <w:r>
+        <w:rPr>
+          <w:rFonts w:ascii="ＭＳ 明朝" w:eastAsia="ＭＳ 明朝" w:hAnsi="ＭＳ 明朝"/>
+          <w:sz w:val="22"/>
+          <w:szCs w:val="22"/>
+        </w:rPr>
+        <w:t>【2年目（令和10年度）</w:t>
+      </w:r>
+      <w:r>
+        <w:rPr>
+          <w:rFonts w:ascii="ＭＳ 明朝" w:eastAsia="ＭＳ 明朝" w:hAnsi="ＭＳ 明朝"/>
+          <w:sz w:val="22"/>
+          <w:szCs w:val="22"/>
+        </w:rPr>
+        <w:t>AI</w:t>
+      </w:r>
+      <w:r>
+        <w:rPr>
+          <w:rFonts w:ascii="ＭＳ 明朝" w:eastAsia="ＭＳ 明朝" w:hAnsi="ＭＳ 明朝"/>
+          <w:sz w:val="22"/>
+          <w:szCs w:val="22"/>
+        </w:rPr>
+        <w:t>活用の実験（国内）と6カ国での確認】本研究の中心である。(a)日本の大学生240名を、</w:t>
+      </w:r>
+      <w:r>
+        <w:rPr>
+          <w:rFonts w:ascii="ＭＳ 明朝" w:eastAsia="ＭＳ 明朝" w:hAnsi="ＭＳ 明朝"/>
+          <w:sz w:val="22"/>
+          <w:szCs w:val="22"/>
+        </w:rPr>
+        <w:t>AI</w:t>
+      </w:r>
+      <w:r>
+        <w:rPr>
+          <w:rFonts w:ascii="ＭＳ 明朝" w:eastAsia="ＭＳ 明朝" w:hAnsi="ＭＳ 明朝"/>
+          <w:sz w:val="22"/>
+          <w:szCs w:val="22"/>
+        </w:rPr>
+        <w:t>の支援（あり／なし〈紙のワークで代用〉）と、自分を知るための教育（あり／なし）を組み合わせた4つのグループに分けて比べる（60名ずつ）。参加者は「初対面の集まりに出る」など実際の場面を一つ選び、手持ちの服のリストと好み・場面（名前や顔写真は入力しない）を決まった入力欄に記す。</w:t>
+      </w:r>
+      <w:r>
+        <w:rPr>
+          <w:rFonts w:ascii="ＭＳ 明朝" w:eastAsia="ＭＳ 明朝" w:hAnsi="ＭＳ 明朝"/>
+          <w:sz w:val="22"/>
+          <w:szCs w:val="22"/>
+        </w:rPr>
+        <w:t>AI</w:t>
+      </w:r>
+      <w:r>
+        <w:rPr>
+          <w:rFonts w:ascii="ＭＳ 明朝" w:eastAsia="ＭＳ 明朝" w:hAnsi="ＭＳ 明朝"/>
+          <w:sz w:val="22"/>
+          <w:szCs w:val="22"/>
+        </w:rPr>
+        <w:t>はこれをもとにコーディネートを3案、理由つきで示す。</w:t>
+      </w:r>
+      <w:r>
+        <w:rPr>
+          <w:rFonts w:ascii="ＭＳ 明朝" w:eastAsia="ＭＳ 明朝" w:hAnsi="ＭＳ 明朝"/>
+          <w:sz w:val="22"/>
+          <w:szCs w:val="22"/>
+        </w:rPr>
+        <w:t>AI</w:t>
+      </w:r>
+      <w:r>
+        <w:rPr>
+          <w:rFonts w:ascii="ＭＳ 明朝" w:eastAsia="ＭＳ 明朝" w:hAnsi="ＭＳ 明朝"/>
+          <w:sz w:val="22"/>
+          <w:szCs w:val="22"/>
+        </w:rPr>
+        <w:t>だけのグループはその提案から選ぶが、教育を受けたグループは、事前の「自分を知るワーク」（90分×2回）で作った自分の基準をもとに、「自分の基準を</w:t>
+      </w:r>
+      <w:r>
+        <w:rPr>
+          <w:rFonts w:ascii="ＭＳ 明朝" w:eastAsia="ＭＳ 明朝" w:hAnsi="ＭＳ 明朝"/>
+          <w:sz w:val="22"/>
+          <w:szCs w:val="22"/>
+        </w:rPr>
+        <w:t>AI</w:t>
+      </w:r>
+      <w:r>
+        <w:rPr>
+          <w:rFonts w:ascii="ＭＳ 明朝" w:eastAsia="ＭＳ 明朝" w:hAnsi="ＭＳ 明朝"/>
+          <w:sz w:val="22"/>
+          <w:szCs w:val="22"/>
+        </w:rPr>
+        <w:t>に伝える→提案を基準と照らす→採否の理由を自分の言葉で説明する」という手順で</w:t>
+      </w:r>
+      <w:r>
+        <w:rPr>
+          <w:rFonts w:ascii="ＭＳ 明朝" w:eastAsia="ＭＳ 明朝" w:hAnsi="ＭＳ 明朝"/>
+          <w:sz w:val="22"/>
+          <w:szCs w:val="22"/>
+        </w:rPr>
+        <w:t>AI</w:t>
+      </w:r>
+      <w:r>
+        <w:rPr>
+          <w:rFonts w:ascii="ＭＳ 明朝" w:eastAsia="ＭＳ 明朝" w:hAnsi="ＭＳ 明朝"/>
+          <w:sz w:val="22"/>
+          <w:szCs w:val="22"/>
+        </w:rPr>
+        <w:t>と相談し、自分で決める。実験の前・直後・1か月後に、心の落ち着き・自分で決める感覚・選択の納得度・自信・買って後悔した度合いを測り、あわせて「提案を自分で直したか」「選んだ理由を説明できたか」で</w:t>
+      </w:r>
+      <w:r>
+        <w:rPr>
+          <w:rFonts w:ascii="ＭＳ 明朝" w:eastAsia="ＭＳ 明朝" w:hAnsi="ＭＳ 明朝"/>
+          <w:sz w:val="22"/>
+          <w:szCs w:val="22"/>
+        </w:rPr>
+        <w:t>AI</w:t>
+      </w:r>
+      <w:r>
+        <w:rPr>
+          <w:rFonts w:ascii="ＭＳ 明朝" w:eastAsia="ＭＳ 明朝" w:hAnsi="ＭＳ 明朝"/>
+          <w:sz w:val="22"/>
+          <w:szCs w:val="22"/>
+        </w:rPr>
+        <w:t>への頼りすぎの度合いも見る。中心となる予想は「ＡＩは、自分で決めるための下準備と組み合わせたときにだけ心の落ち着きと自立を高め、ただ使わせるだけだと頼りすぎと自立の低下を招く」である。(b)あわせて、調査済みの5カ国にイタリアを加えた6カ国（日・韓・台・仏・米・伊）で各200名・合計1,200名にオンライン調査を行い（海外出張は不要</w:t>
       </w:r>
       <w:r>
         <w:rPr>
@@ -1298,6 +982,22 @@
           <w:sz w:val="22"/>
           <w:szCs w:val="22"/>
         </w:rPr>
+        <w:t>）</w:t>
+      </w:r>
+      <w:r>
+        <w:rPr>
+          <w:rFonts w:ascii="ＭＳ 明朝" w:eastAsia="ＭＳ 明朝" w:hAnsi="ＭＳ 明朝"/>
+          <w:sz w:val="22"/>
+          <w:szCs w:val="22"/>
+        </w:rPr>
+        <w:t>、どの国でも同じものさしで測れているかを確かめたうえで、</w:t>
+      </w:r>
+      <w:r>
+        <w:rPr>
+          <w:rFonts w:ascii="ＭＳ 明朝" w:eastAsia="ＭＳ 明朝" w:hAnsi="ＭＳ 明朝" w:hint="eastAsia"/>
+          <w:sz w:val="22"/>
+          <w:szCs w:val="22"/>
+        </w:rPr>
         <w:t>AI</w:t>
       </w:r>
       <w:r>
@@ -1306,7 +1006,7 @@
           <w:sz w:val="22"/>
           <w:szCs w:val="22"/>
         </w:rPr>
-        <w:t>支援×自分を知る教育の4グループ）の参加者の流れと3回の測定</w:t>
+        <w:t>の受けとめ方と心への影響が国によってどう違うかを調べる。　実験の枠組みを図3に示す。</w:t>
       </w:r>
     </w:p>
     <w:p>
@@ -1325,7 +1025,7 @@
               <a:graphicData uri="http://schemas.openxmlformats.org/drawingml/2006/picture">
                 <pic:pic>
                   <pic:nvPicPr>
-                    <pic:cNvPr id="0" name="fig3.png"/>
+                    <pic:cNvPr id="0" name="image.png"/>
                     <pic:cNvPicPr/>
                   </pic:nvPicPr>
                   <pic:blipFill>
@@ -1349,13 +1049,98 @@
       </w:r>
     </w:p>
     <w:p>
-      <w:r>
-        <w:rPr>
-          <w:rFonts w:ascii="ＭＳ 明朝" w:eastAsia="ＭＳ 明朝" w:hAnsi="ＭＳ 明朝"/>
-          <w:sz w:val="22"/>
-          <w:szCs w:val="22"/>
-        </w:rPr>
-        <w:t>図4　「似合う」の二軸類型（判定の主体×装いの方向）と5カ国の位置づけ</w:t>
+      <w:pPr>
+        <w:jc w:val="center"/>
+      </w:pPr>
+      <w:r>
+        <w:rPr>
+          <w:sz w:val="21"/>
+        </w:rPr>
+        <w:t>図3　2年目の要因実験（AI支援×自分を知る教育の2×2、各60名）と3回の測定</w:t>
+      </w:r>
+    </w:p>
+    <w:p>
+      <w:pPr>
+        <w:snapToGrid w:val="0"/>
+        <w:ind w:firstLineChars="100" w:firstLine="220"/>
+        <w:jc w:val="both"/>
+        <w:rPr>
+          <w:rFonts w:ascii="ＭＳ 明朝" w:eastAsia="ＭＳ 明朝" w:hAnsi="ＭＳ 明朝"/>
+          <w:sz w:val="22"/>
+          <w:szCs w:val="22"/>
+        </w:rPr>
+      </w:pPr>
+      <w:r>
+        <w:rPr>
+          <w:rFonts w:ascii="ＭＳ 明朝" w:eastAsia="ＭＳ 明朝" w:hAnsi="ＭＳ 明朝"/>
+          <w:sz w:val="22"/>
+          <w:szCs w:val="22"/>
+        </w:rPr>
+        <w:t>【3年目（令和11年度）</w:t>
+      </w:r>
+      <w:r>
+        <w:rPr>
+          <w:rFonts w:ascii="ＭＳ 明朝" w:eastAsia="ＭＳ 明朝" w:hAnsi="ＭＳ 明朝" w:hint="eastAsia"/>
+          <w:sz w:val="22"/>
+          <w:szCs w:val="22"/>
+        </w:rPr>
+        <w:t>AI</w:t>
+      </w:r>
+      <w:r>
+        <w:rPr>
+          <w:rFonts w:ascii="ＭＳ 明朝" w:eastAsia="ＭＳ 明朝" w:hAnsi="ＭＳ 明朝"/>
+          <w:sz w:val="22"/>
+          <w:szCs w:val="22"/>
+        </w:rPr>
+        <w:t>活用法の国際展開と公開】2年目で効果が確かめられた「自分で決めさせる</w:t>
+      </w:r>
+      <w:r>
+        <w:rPr>
+          <w:rFonts w:ascii="ＭＳ 明朝" w:eastAsia="ＭＳ 明朝" w:hAnsi="ＭＳ 明朝" w:hint="eastAsia"/>
+          <w:sz w:val="22"/>
+          <w:szCs w:val="22"/>
+        </w:rPr>
+        <w:t>AI</w:t>
+      </w:r>
+      <w:r>
+        <w:rPr>
+          <w:rFonts w:ascii="ＭＳ 明朝" w:eastAsia="ＭＳ 明朝" w:hAnsi="ＭＳ 明朝"/>
+          <w:sz w:val="22"/>
+          <w:szCs w:val="22"/>
+        </w:rPr>
+        <w:t>の使い方」を韓国語・中国語にし、日・韓・台の協力大学でオンラインの比較実験（各国80名ほど）を行い、その使い方が国をこえて役立つかを確かめる。最後に、6カ国の比較データ・確かめ済みの教材・</w:t>
+      </w:r>
+      <w:r>
+        <w:rPr>
+          <w:rFonts w:ascii="ＭＳ 明朝" w:eastAsia="ＭＳ 明朝" w:hAnsi="ＭＳ 明朝" w:hint="eastAsia"/>
+          <w:sz w:val="22"/>
+          <w:szCs w:val="22"/>
+        </w:rPr>
+        <w:t>AI</w:t>
+      </w:r>
+      <w:r>
+        <w:rPr>
+          <w:rFonts w:ascii="ＭＳ 明朝" w:eastAsia="ＭＳ 明朝" w:hAnsi="ＭＳ 明朝"/>
+          <w:sz w:val="22"/>
+          <w:szCs w:val="22"/>
+        </w:rPr>
+        <w:t>の上手な使い方の手引きを、学会・論文・報告書で公開し、文化に合わせた</w:t>
+      </w:r>
+      <w:r>
+        <w:rPr>
+          <w:rFonts w:ascii="ＭＳ 明朝" w:eastAsia="ＭＳ 明朝" w:hAnsi="ＭＳ 明朝" w:hint="eastAsia"/>
+          <w:sz w:val="22"/>
+          <w:szCs w:val="22"/>
+        </w:rPr>
+        <w:t>AI</w:t>
+      </w:r>
+      <w:r>
+        <w:rPr>
+          <w:rFonts w:ascii="ＭＳ 明朝" w:eastAsia="ＭＳ 明朝" w:hAnsi="ＭＳ 明朝"/>
+          <w:sz w:val="22"/>
+          <w:szCs w:val="22"/>
+        </w:rPr>
+        <w:t>の意思決定支援をテーマとする次の研究（基盤研究（Ｂ）の構想）へつなぐ。　「似合う」の国別の位置づけを図4に示す。</w:t>
       </w:r>
     </w:p>
     <w:p>
@@ -1374,7 +1159,7 @@
               <a:graphicData uri="http://schemas.openxmlformats.org/drawingml/2006/picture">
                 <pic:pic>
                   <pic:nvPicPr>
-                    <pic:cNvPr id="0" name="fig4.png"/>
+                    <pic:cNvPr id="0" name="image.png"/>
                     <pic:cNvPicPr/>
                   </pic:nvPicPr>
                   <pic:blipFill>
@@ -1395,6 +1180,133 @@
             </a:graphic>
           </wp:inline>
         </w:drawing>
+      </w:r>
+    </w:p>
+    <w:p>
+      <w:pPr>
+        <w:jc w:val="center"/>
+      </w:pPr>
+      <w:r>
+        <w:rPr>
+          <w:sz w:val="21"/>
+        </w:rPr>
+        <w:t>図4　「似合う」の二軸類型（判定の主体×装いの方向）と5カ国の位置づけ</w:t>
+      </w:r>
+    </w:p>
+    <w:p>
+      <w:pPr>
+        <w:snapToGrid w:val="0"/>
+        <w:ind w:firstLineChars="100" w:firstLine="220"/>
+        <w:jc w:val="both"/>
+        <w:rPr>
+          <w:rFonts w:ascii="ＭＳ 明朝" w:eastAsia="ＭＳ 明朝" w:hAnsi="ＭＳ 明朝"/>
+          <w:sz w:val="22"/>
+          <w:szCs w:val="22"/>
+        </w:rPr>
+      </w:pPr>
+      <w:r>
+        <w:rPr>
+          <w:rFonts w:ascii="ＭＳ 明朝" w:eastAsia="ＭＳ 明朝" w:hAnsi="ＭＳ 明朝"/>
+          <w:sz w:val="22"/>
+          <w:szCs w:val="22"/>
+        </w:rPr>
+        <w:t>【役割分担】研究代表者・松岡依里子は全体のとりまとめ・</w:t>
+      </w:r>
+      <w:r>
+        <w:rPr>
+          <w:rFonts w:ascii="ＭＳ 明朝" w:eastAsia="ＭＳ 明朝" w:hAnsi="ＭＳ 明朝" w:hint="eastAsia"/>
+          <w:sz w:val="22"/>
+          <w:szCs w:val="22"/>
+        </w:rPr>
+        <w:t>AI</w:t>
+      </w:r>
+      <w:r>
+        <w:rPr>
+          <w:rFonts w:ascii="ＭＳ 明朝" w:eastAsia="ＭＳ 明朝" w:hAnsi="ＭＳ 明朝"/>
+          <w:sz w:val="22"/>
+          <w:szCs w:val="22"/>
+        </w:rPr>
+        <w:t>助言の分析・ミラノ調査・教材設計・海外連携を担う。研究分担者・石井国雄（東京家政大学・社会心理学）は実験の設計とデータ分析を、内藤章江（椙山女学園大学・服装心理学）は各国アンケートの運用・データ管理・分析を担う。</w:t>
+      </w:r>
+      <w:r>
+        <w:rPr>
+          <w:rFonts w:ascii="ＭＳ 明朝" w:eastAsia="ＭＳ 明朝" w:hAnsi="ＭＳ 明朝" w:hint="eastAsia"/>
+          <w:sz w:val="22"/>
+          <w:szCs w:val="22"/>
+        </w:rPr>
+        <w:t>AI</w:t>
+      </w:r>
+      <w:r>
+        <w:rPr>
+          <w:rFonts w:ascii="ＭＳ 明朝" w:eastAsia="ＭＳ 明朝" w:hAnsi="ＭＳ 明朝"/>
+          <w:sz w:val="22"/>
+          <w:szCs w:val="22"/>
+        </w:rPr>
+        <w:t>を確実に扱うため、</w:t>
+      </w:r>
+      <w:r>
+        <w:rPr>
+          <w:rFonts w:ascii="ＭＳ 明朝" w:eastAsia="ＭＳ 明朝" w:hAnsi="ＭＳ 明朝" w:hint="eastAsia"/>
+          <w:sz w:val="22"/>
+          <w:szCs w:val="22"/>
+        </w:rPr>
+        <w:t>AI</w:t>
+      </w:r>
+      <w:r>
+        <w:rPr>
+          <w:rFonts w:ascii="ＭＳ 明朝" w:eastAsia="ＭＳ 明朝" w:hAnsi="ＭＳ 明朝"/>
+          <w:sz w:val="22"/>
+          <w:szCs w:val="22"/>
+        </w:rPr>
+        <w:t>やファッションテックに詳しい五月女由紀子（杉野服飾大学）を研究協力者とし、さらに</w:t>
+      </w:r>
+      <w:r>
+        <w:rPr>
+          <w:rFonts w:ascii="ＭＳ 明朝" w:eastAsia="ＭＳ 明朝" w:hAnsi="ＭＳ 明朝" w:hint="eastAsia"/>
+          <w:sz w:val="22"/>
+          <w:szCs w:val="22"/>
+        </w:rPr>
+        <w:t>AI</w:t>
+      </w:r>
+      <w:r>
+        <w:rPr>
+          <w:rFonts w:ascii="ＭＳ 明朝" w:eastAsia="ＭＳ 明朝" w:hAnsi="ＭＳ 明朝"/>
+          <w:sz w:val="22"/>
+          <w:szCs w:val="22"/>
+        </w:rPr>
+        <w:t>技術（言葉を扱う</w:t>
+      </w:r>
+      <w:r>
+        <w:rPr>
+          <w:rFonts w:ascii="ＭＳ 明朝" w:eastAsia="ＭＳ 明朝" w:hAnsi="ＭＳ 明朝" w:hint="eastAsia"/>
+          <w:sz w:val="22"/>
+          <w:szCs w:val="22"/>
+        </w:rPr>
+        <w:t>AI</w:t>
+      </w:r>
+      <w:r>
+        <w:rPr>
+          <w:rFonts w:ascii="ＭＳ 明朝" w:eastAsia="ＭＳ 明朝" w:hAnsi="ＭＳ 明朝"/>
+          <w:sz w:val="22"/>
+          <w:szCs w:val="22"/>
+        </w:rPr>
+        <w:t>や人と</w:t>
+      </w:r>
+      <w:r>
+        <w:rPr>
+          <w:rFonts w:ascii="ＭＳ 明朝" w:eastAsia="ＭＳ 明朝" w:hAnsi="ＭＳ 明朝" w:hint="eastAsia"/>
+          <w:sz w:val="22"/>
+          <w:szCs w:val="22"/>
+        </w:rPr>
+        <w:t>AI</w:t>
+      </w:r>
+      <w:r>
+        <w:rPr>
+          <w:rFonts w:ascii="ＭＳ 明朝" w:eastAsia="ＭＳ 明朝" w:hAnsi="ＭＳ 明朝"/>
+          <w:sz w:val="22"/>
+          <w:szCs w:val="22"/>
+        </w:rPr>
+        <w:t>のやりとり）を専門とする若手研究者を分担者または協力者に加え、指示の作り方や安全性の確認など技術面を確かにする【要確認：氏名・所属】。</w:t>
       </w:r>
     </w:p>
     <w:p>

--- a/kakenhi-c/研究計画調書_基盤C_AI活用版_業績説明版.docx
+++ b/kakenhi-c/研究計画調書_基盤C_AI活用版_業績説明版.docx
@@ -580,8 +580,8 @@
       <w:r>
         <w:drawing>
           <wp:inline xmlns:a="http://schemas.openxmlformats.org/drawingml/2006/main" xmlns:pic="http://schemas.openxmlformats.org/drawingml/2006/picture">
-            <wp:extent cx="5580000" cy="1319650"/>
-            <wp:docPr id="7" name="Picture 7"/>
+            <wp:extent cx="5580000" cy="1392383"/>
+            <wp:docPr id="11" name="Picture 11"/>
             <wp:cNvGraphicFramePr>
               <a:graphicFrameLocks noChangeAspect="1"/>
             </wp:cNvGraphicFramePr>
@@ -593,7 +593,7 @@
                     <pic:cNvPicPr/>
                   </pic:nvPicPr>
                   <pic:blipFill>
-                    <a:blip r:embed="rId21"/>
+                    <a:blip r:embed="rId22"/>
                     <a:stretch>
                       <a:fillRect/>
                     </a:stretch>
@@ -601,7 +601,7 @@
                   <pic:spPr>
                     <a:xfrm>
                       <a:off x="0" y="0"/>
-                      <a:ext cx="5580000" cy="1319650"/>
+                      <a:ext cx="5580000" cy="1392383"/>
                     </a:xfrm>
                     <a:prstGeom prst="rect"/>
                   </pic:spPr>

--- a/kakenhi-c/研究計画調書_基盤C_AI活用版_業績説明版.docx
+++ b/kakenhi-c/研究計画調書_基盤C_AI活用版_業績説明版.docx
@@ -308,7 +308,7 @@
           <w:sz w:val="22"/>
           <w:szCs w:val="22"/>
         </w:rPr>
-        <w:t>服を選ぶとき、「自分に何が似合うか」を判断してくれる相手が、これまでの人（友人やスタイリスト）から、ＡＩ（人工知能）へと変わりつつある。スマートフォンに写真や好みを入れると、その場でコーディネートを提案してくれるサービスが急速に広がっている。しかし、こうしたＡＩの助言が、使う人の「自分で決める力」や「心の落ち着き」にとって良い影響を与えるのか、それとも人任せにさせて不安にするのかは、まだほとんど分かっていない。本研究の目的は、ＡＩによる服装の助言が、人の「自分で決める感覚」と「装いから生まれる心の落ち着き」にどう影響するかを実験で確かめ、ＡＩの助言を『自分で考えて決める力』に変える上手な使い方を見つけることである。本研究では、この「装いから生まれる心の落ち着き」を装い由来の心理的安定感（英語の頭文字からＦＰＳと呼ぶ）と名づけて研究の中心にすえる。申請者はすでに、日本・韓国・台湾・フランス・アメリカの5カ国で、人々が服装の心理やＡＩ・診断サービスをどう受けとめているかを調べたデータを持っており、これを出発点にする。1年目は5カ国のデータを分析して実験の仮説を立て、小規模な予備実験を行う（あわせてイタリア・ミラノで補足の聞き取りを行う）。2年目は日本の大学生240名に協力してもらい、「ＡＩに任せて選ぶ使い方」と「自分の考えを持ってＡＩと相談しながら決める使い方」を比べる実験を行い、どんな使い方のときに心が落ち着くのかを明らかにする。3年目は、効果のあった使い方を日本・韓国・台湾で試し、文化に合わせた「装いのＡＩ活用法」として教材や測定ツールとともに公開する。服装の研究にＡＩを実験で確かめる新しい方法を持ち込み、ＡＩ時代の家政学・服装心理学を切り拓く。</w:t>
+        <w:t xml:space="preserve">服を選ぶ日常の意思決定で、「何が似合うか」を判断する主体が人（友人・専門家）から生成AIへ移行しつつある。だがAI助言が使用者の自己決定と心理的適応に資するか依存を生むかは、ほとんど実証されていない。本研究は自己決定理論を基盤に、生成AIの装い助言が自己決定感と装い由来の心理的安定感（FPS）に及ぼす効果を実験で因果的に解明し、AI助言を「自ら決める力」へ転換する活用条件を確立する。申請者は日・韓・台・仏・米の5カ国で実証データを取得済みで、これを起点に、令和9年度は潜在クラス分析で外部助言の受容類型と文化差を抽出し仮説を定め予備実験を行う（ミラノ補足調査を併用）。令和10年度は大学生240名を対象に、AIへの委任と自己理解教育を要因とする2×2要因実験でFPSと自律性を高める条件を特定する。令和11年度は日・韓・台のオンライン比較で活用モデルを検証し、多言語尺度・教材とともに公開する。装い研究に生成AIの実験的検証を導入し、生成AI時代の家政学・被服心理学を拓く。</w:t>
       </w:r>
     </w:p>
     <w:p>
@@ -370,7 +370,7 @@
           <w:sz w:val="22"/>
           <w:szCs w:val="22"/>
         </w:rPr>
-        <w:t xml:space="preserve">若者が服を選ぶ環境は大きく変わった。昔は校則や流行が「正解」を教えてくれたが、いまはその役割を、パーソナルカラー診断や骨格診断といった「似合う」を教えるサービス、SNS、そしてAIが担うようになった。とくにAIは、写真や好みを入れると、すぐにコーディネートを理由つきで提案してくれる。国の調査でもAIの利用は若い世代を中心に急速に広がっており、総務省が公表した令和8年版情報通信白書によると、日本国内における個人の生成AIサービス利用経験率は58.8%で、米国（75.6%）や中国（93.6%）などの諸外国と比べると依然として低い水準にある。日本では調べものや文章生成などの限定的な利用が多く、30代以上の利用率は他国に比べて低い傾向である。しかし、「今日何を着るか」という毎日の判断が、人からAIへ移り始めている。申請者が行った予備調査（似合うを学ぶ講座の受講者127名）では、多くの人が複数の診断を受けた経験をもち、その結果と自分の感覚が食い違って迷った経験を書いていた。パリとニューヨークでの聞き取り（2026年）でも、AI診断を「自分を知る助けになる」と歓迎する人と、「自分の感覚を上書きされる」と抵抗を感じる人に、はっきり分かれた。選べる服も情報もかつてないほど豊かなのに、かえって「自分では決められない」という不安が広がっている。</w:t>
+        <w:t xml:space="preserve">服装をめぐる意思決定の環境は大きく変容した。かつて校則や流行が与えた「正解」の機能は、いまやパーソナルカラー診断・骨格診断などの診断サービス、SNS、そして生成AIが担いつつある。とりわけ生成AIは、画像や嗜好を入力すると理由づきでコーディネートを即時に提案する。総務省『令和8年版情報通信白書』によれば、日本の個人の生成AI利用経験率は58.8%（米国75.6%、中国93.6%）で、若年層を中心に急速に普及している。申請者の予備調査（パーソナルスタイリング講座受講者127名）では、多くが複数の診断を経験し、その結果と自己の感覚との齟齬に戸惑っていた。パリ・ニューヨークでの聞き取り（2026年）でも、AI診断を自己理解の資源とみなす者と、自己の感覚が上書きされると忌避する者に態度が二分した。選択肢と情報が飽和するなかで、かえって「自分では決められない」という不安が広がっている。</w:t>
       </w:r>
     </w:p>
     <w:p>
@@ -390,16 +390,7 @@
           <w:sz w:val="22"/>
           <w:szCs w:val="22"/>
         </w:rPr>
-        <w:t>本研究の中心となる問い（学術的「問い」）は、この現象の一段上にある。すなわち「ＡＩが助言役として、服装だけでなく買い物・進路・健康など生活のあらゆる場面に入り込む社会で、人はどうすれば『自分で決める力』と『心の健やかさ』を保てるのか」である。これは家政学だけでなく心理学・教育学・情報学が共に考えるべき、暮らし全体の大きな問いであり、若者に限らず高齢者まで生涯にわたって関わる。ここでＡＩは、単なる新しい道具ではない。これまでの診断が決まった型に人を当てはめるのに対し、ＡＩは会話しながら、その人だけの「正解」を次々に作り出し、しかもその根拠が見えないまま、あたかも正しいかのように示す。この新しさゆえに、ＡＩの助言が人の自立を支えるのか損なうのかを、あらためて確かめる必要がある。本研究は「人は自分で納得して取り入れたときに前向きにな</w:t>
-      </w:r>
-      <w:r>
-        <w:rPr>
-          <w:rFonts w:ascii="ＭＳ 明朝" w:eastAsia="ＭＳ 明朝" w:hAnsi="ＭＳ 明朝"/>
-          <w:sz w:val="22"/>
-          <w:szCs w:val="22"/>
-        </w:rPr>
-        <w:lastRenderedPageBreak/>
-        <w:t>れる」という心理学の考え方（自己決定理論）にもとづき、「ＡＩの助言は、自分の基準に照らして取り入れれば心の支えになるが、うのみにすれば不安と依存のもとになる」という分かれ道の条件を、服装を最初の題材として実験で明らかにする。</w:t>
+        <w:t xml:space="preserve">本研究の核心をなす学術的「問い」は、この現象の一段上にある。すなわち、生成AIが助言者として装い・購買・進路・健康など生活の意思決定に遍在する社会において、人はいかにして自己決定の感覚と心理的な健やかさ（ウェルビーイング）を保ちうるのか、である。これは家政学・心理学・教育学・情報学が共有すべき生活科学の基幹的問いであり、若者から高齢者までライフコース全体に及ぶ。ここで生成AIは単なる新たな道具ではない。固定した型に個人を当てはめる従来の診断と異なり、生成AIは対話を通じて際限なく個別化された「正解」を生成し、その根拠が不可視のまま権威をもって提示される。この新規性ゆえに、AI助言が自律を支えるのか損なうのかを改めて実証する必要がある。本研究は自己決定理論（Deci &amp; Ryan, 2000）に依拠し、「AI助言は自己の基準に照らして統合されれば心理的資源となるが、鵜呑みにされれば不安と依存の源泉となる」という分岐の条件を、装いを最初の検証領域として実験的に解明する。</w:t>
       </w:r>
     </w:p>
     <w:p>
@@ -419,7 +410,7 @@
           <w:sz w:val="22"/>
           <w:szCs w:val="22"/>
         </w:rPr>
-        <w:t>着想のきっかけ：申請者は30年以上、装いと心の関係を研究してきた。近年は、持っている服を把握して選べることが心の落ち着きを生むこと、服選びが暮らしの満足感につながること、ＳＮＳでの服の発信が自信や仕事につながることを、調査で示してきた。2026年の予備調査では、「似合う」を学ぶ講座の前後で、参加者の心の落ち着きが大きく高まった（統計的にも確かな差）。ここから「人が行う『似合う』支援の効果を、ＡＩでも再現できるのか、どう使えば再現できるのか」という、本研究の中心となる実験の仮説が生まれた。この調査にはＡＩや診断サービスとの関わりを尋ねる質問も入れており、ＡＩ研究への橋渡しを準備してきた。</w:t>
+        <w:t xml:space="preserve">着想の経緯：申請者は30年余にわたり装いと心理の関係を研究してきた。近年は、所有衣服の把握と選択可能性が心理的安定を生むこと（ワードローブ研究）、衣生活の意思決定構造、SNSでの自己表現と起業を扱ってきた。2026年の予備調査では、似合い知覚とFPSの尺度が高い信頼性を示し、専門家による「似合う」支援の前後でFPSが有意に上昇した。ここから「人が担う『似合う』支援の効果を、生成AIは再現できるのか、いかなる使い方なら再現できるのか」という中心的な実験仮説が生まれた。同調査にはAI・診断の受容を問う項目を含め、AI研究への接続を準備してきた。</w:t>
       </w:r>
     </w:p>
     <w:p>
@@ -460,7 +451,7 @@
           <w:sz w:val="22"/>
           <w:szCs w:val="22"/>
         </w:rPr>
-        <w:t>本研究の目的は、ＡＩによる服装の助言が人の心（心の落ち着き・自分で決める感覚・選択の納得度）にどう影響するかを実験ではっきりさせ、その知見を「ＡＩの助言を自分で決める力に変える使い方」として教育に生かすことである。国際比較はこの目的のための手段であって、目的そのものではない。具体的には、①5カ国のデータから、ＡＩを含む外部の助言を人がどう受けとめるか（うまく生かす／うのみにする）のタイプと国ごとの違いを明らかにして実験の仮説を立てる、②ＡＩの「使い方」を変えた実験で、ＡＩがどんなときに心の落ち着きと自立を高めるかを明らかにする、③その使い方を日本・韓国・台湾で試し、文化に合った活用法にまとめる、の3点を目指す。</w:t>
+        <w:t xml:space="preserve">本研究の目的は、生成AIによる装いの助言が心理（FPS・装い自律性・意思決定の質）に及ぼす効果を実験で因果的に解明し、その知見を「AI助言を自己決定へ転換する活用法」として教育に実装することである。国際比較は目的達成の手段であり、目的そのものではない。具体的には、①5カ国データからAIを含む外部助言の受容類型（自律的活用／追従）と文化差を明らかにして仮説を定める、②生成AIの「使い方」を操作した要因実験で、AI助言がFPSと自律性を高める条件を因果的に特定する、③その活用法を日・韓・台で比較検証し、文化に応じたAI活用モデルを確立する、の3点である。</w:t>
       </w:r>
     </w:p>
     <w:p>
@@ -480,15 +471,7 @@
           <w:sz w:val="22"/>
           <w:szCs w:val="22"/>
         </w:rPr>
-        <w:t>本研究のいちばんの新しさ（学術的独自性）は、ＡＩという新しい助言役を、服装という「自分らしさ」に直結する毎日の場面で、心への影響まで含めて実験で確かめる、世界でも数少ない研究だという点にある。ＡＩの助言に関する研究は株価や数値の予想など「正解のある問題」が中心で、人の自己イメージや心の健やかさへの影響はほとんど調べられていない。逆に服装研究は自己イメージを扱ってきたが、ＡＩを実験で確かめた例はない。本研究はこの二つの橋渡しをし、「ＡＩ時代に服装研究が世界で果たすべき役割」――人が自分らしさをＡＩに丸投げせずに保つための知恵を示すこと――を形にする。第二の新しさは、日本で独自に発達した「似合う」を診断する文化を、世界のどの国でも比べられる「ものさし」（多言語で使える測定尺度）に作り替える点である。第三に、5カ国の確かなデータの上に実験を積み重ね、これまでの「国ごとに違いを記述するだけ」の国際研究を、「原因と結果を確かめ、教育に生かす」研究へと押し上げる点である。創造性は、服装心理学・ＡＩ研究・自立の心理学・教育の実践を「装いと心の健やかさ」という一つの枠組みにまとめ、暮らしの中の意思決定を支えるという家政学の中心課題に、ＡＩ時代の新しい考え方と方法を与える点にある。</w:t>
-      </w:r>
-      <w:r>
-        <w:rPr>
-          <w:rFonts w:ascii="ＭＳ 明朝" w:eastAsia="ＭＳ 明朝" w:hAnsi="ＭＳ 明朝"/>
-          <w:sz w:val="22"/>
-          <w:szCs w:val="22"/>
-        </w:rPr>
-        <w:t>なお「似合う」の意味は、判定を誰が担うか（自分／外部）と装いが何を目指すか（足し算／引き算）の二軸で国ごとに異なる。</w:t>
+        <w:t xml:space="preserve">学術的独自性は、生成AIという新しい助言者を、装いという自己概念に直結する日常の意思決定において、心理的帰結まで含め実験的に検証する、国際的にも希少な研究である点にある。AI助言研究（アルゴリズム忌避／評価；algorithm aversion/appreciation）は正解のある数値判断が中心で、自己概念やウェルビーイングへの効果はほとんど扱われていない。逆に被服心理学は自己概念や印象管理を扱ってきたが、生成AIを因果的に検証した例はない。本研究は両者を架橋し、人が自分らしさをAIに委ねずに保つための知見を提供する。第二に、日本で独自に発達した「似合う」の診断文化を、国際比較可能な多言語尺度へと翻訳する。なお「似合う」の意味は、判定を誰が担うか（自己／外部）と装いが何を志向するか（付加／補正）の二軸で文化により異なる。第三に、5カ国の実証データの上に実験を積み上げ、記述的な国際比較を因果検証と教育実装へと押し上げる。創造性は、被服心理学・AI助言研究・自己決定理論・教育実践を「装いのウェルビーイング」という枠組みに統合する点にある。</w:t>
       </w:r>
     </w:p>
     <w:p>
@@ -529,7 +512,7 @@
           <w:sz w:val="22"/>
           <w:szCs w:val="22"/>
         </w:rPr>
-        <w:t xml:space="preserve">本研究は3つの研究の流れが交わるところにある。第一に、被服心理学では、着る服が着た人の考え方や行動を変えること、自分のイメージと見た目が合っていると自信や気分が高まることが示され、服装が心に与える力への関心が高まっている。第二に、AIの助言をめぐる研究では、人がAIの助言をいつ信じ、いつ拒むかが調べられてきたが、それが人の自立や心の健やかさに与える影響、そして国ごとの違いはこれからの課題である。第三に、「人は自分で納得して取り入れたときに前向きになれる」という心理学の考え方（自己決定理論）は広く確かめられてきたが、AIという新しい相手にあてはめる研究は始まったばかりである。実際、ファッションの分野では、AIが装いの抽象的な印象（「カジュアル」「フォーマル」「かわいい」など）を画像から読み取って解釈・推薦するシステムの開発が進んでおり、AIはすでに「似合う」に通じる主観的な判断に踏み込んでいる（清水良太郎ほか〔ZOZO Research・早稲田大学〕, 2023, Expert Systems With Applications, 213, 119167）。しかし、そうしたAIの助言が使う人の自立や心の健やかさに及ぼす影響は、まだ確かめられていない。AIと服装の心を結ぶ研究がまだ少ないのは、テーマの重要性が低いからではなく、複数の言語で使えるものさしと国際データ、そして実験の設計を同時にそろえる必要があり、着手のハードルが高いためである。申請者はすでに5カ国のデータとものさしをそろえ、この分野に踏み込む条件を備えている。本研究は、服装心理学にAIを実験で確かめる方法を、AI研究に身近な題材と国際比較を、自立の心理学に新しい検証の場を提供し、たがいの発展を後押しする。</w:t>
+        <w:t xml:space="preserve">本研究は3つの研究潮流の交点に位置する。第一に被服心理学では、着装が着用者の認知・行動を変えること（着衣認知；Adam &amp; Galinsky, 2012）や、自己像と外見の一致が自尊・気分を高めることが示され、装いの心理的機能への関心が高まっている。第二にAI助言の受容研究（Dietvorst et al., 2015；Logg et al., 2019）は、人がアルゴリズムの助言を信頼／忌避する条件を解明してきたが、その心理的帰結と文化差の検証はこれからである。とくにファッション領域では、AIが装いの抽象的属性（「カジュアル」「フォーマル」等）を画像から解釈・推薦する技術が発展し（清水良太郎ほか〔ZOZO Research・早稲田大学〕, 2023, Expert Systems With Applications, 213, 119167）、AIはすでに「似合う」に通じる主観的判断に踏み込んでいる。第三に自己決定理論は、外部助言の統合様式がウェルビーイングを左右することを示すが、生成AIへの適用は緒についたばかりである。生成AIと装いの心理を結ぶ研究が乏しいのは、多言語尺度・国際データ・実験設計を同時に要する参入障壁ゆえであり、申請者はこれらを整え、本領域に踏み込む条件を備える。</w:t>
       </w:r>
     </w:p>
     <w:p>
@@ -570,7 +553,7 @@
           <w:sz w:val="22"/>
           <w:szCs w:val="22"/>
         </w:rPr>
-        <w:t>本研究は「AI助言の分析→AI活用の実験（国内・国際）→活用法の公開」の順で、3年間・3段階で進める（図1）。AI活用の実験を柱にすえ、教育（自分を知る下準備）はAIを上手に使う条件として実験に組み込む。現地調査は日・韓・台・仏・米の5カ国で終えており、パリの大学で予定していた調査が実施できなかったため、1年目はフランス（パリ）とミラノで補足調査を行い、研究の成否が海外出張や海外機関の都合に左右されないようにする。　本研究の基本的な考え方（ＡＩの使い方が自律と心の落ち着きに及ぼす道筋）を図2に示す。</w:t>
+        <w:t xml:space="preserve">本研究は「AI助言の分析→AI活用実験（国内・国際）→活用モデルの公開」の3段階で進める（図1）。生成AIの活用実験を中核に据え、教育（自己理解の足場かけ）はAIを自律的に用いる条件として実験に組み込む。現地調査は日・韓・台・仏・米の5カ国で完了しているが、パリの大学で予定していた調査が実施できなかったため、1年目にフランス（パリ）とミラノで補足調査を行い、それ以外の新規渡航は行わず、研究の成否を海外機関の都合に依存させない。本研究の基本的な考え方（AIの使い方が自律と心理的安定に及ぼす道筋）を図2に示す。</w:t>
       </w:r>
     </w:p>
     <w:p>
@@ -684,55 +667,7 @@
           <w:szCs w:val="22"/>
         </w:rPr>
       </w:pPr>
-      <w:r>
-        <w:rPr>
-          <w:rFonts w:ascii="ＭＳ 明朝" w:eastAsia="ＭＳ 明朝" w:hAnsi="ＭＳ 明朝"/>
-          <w:sz w:val="22"/>
-          <w:szCs w:val="22"/>
-        </w:rPr>
-        <w:t>【科研費開始前（令和8年度・学内の研究費）】日本の予備調査（127名）と、一般の人を対象にしたものさしの予備検討を終える。韓国・台湾は協力大学とのオンライン比較調査を、フランス・アメリカはパリ・ニューヨークでの聞き取り（</w:t>
-      </w:r>
-      <w:r>
-        <w:rPr>
-          <w:rFonts w:ascii="ＭＳ 明朝" w:eastAsia="ＭＳ 明朝" w:hAnsi="ＭＳ 明朝"/>
-          <w:sz w:val="22"/>
-          <w:szCs w:val="22"/>
-        </w:rPr>
-        <w:t>AI</w:t>
-      </w:r>
-      <w:r>
-        <w:rPr>
-          <w:rFonts w:ascii="ＭＳ 明朝" w:eastAsia="ＭＳ 明朝" w:hAnsi="ＭＳ 明朝"/>
-          <w:sz w:val="22"/>
-          <w:szCs w:val="22"/>
-        </w:rPr>
-        <w:t>診断を使った経験を含む）を実施済み。これにより、心の落ち着きや服選びの納得度、</w:t>
-      </w:r>
-      <w:r>
-        <w:rPr>
-          <w:rFonts w:ascii="ＭＳ 明朝" w:eastAsia="ＭＳ 明朝" w:hAnsi="ＭＳ 明朝"/>
-          <w:sz w:val="22"/>
-          <w:szCs w:val="22"/>
-        </w:rPr>
-        <w:t>AI</w:t>
-      </w:r>
-      <w:r>
-        <w:rPr>
-          <w:rFonts w:ascii="ＭＳ 明朝" w:eastAsia="ＭＳ 明朝" w:hAnsi="ＭＳ 明朝"/>
-          <w:sz w:val="22"/>
-          <w:szCs w:val="22"/>
-        </w:rPr>
-        <w:t>の受けとめ方を測る</w:t>
-      </w:r>
       <w:proofErr w:type="gramStart"/>
-      <w:r>
-        <w:rPr>
-          <w:rFonts w:ascii="ＭＳ 明朝" w:eastAsia="ＭＳ 明朝" w:hAnsi="ＭＳ 明朝"/>
-          <w:sz w:val="22"/>
-          <w:szCs w:val="22"/>
-        </w:rPr>
-        <w:t>共通のものさし</w:t>
-      </w:r>
       <w:proofErr w:type="gramEnd"/>
       <w:r>
         <w:rPr>
@@ -740,7 +675,7 @@
           <w:sz w:val="22"/>
           <w:szCs w:val="22"/>
         </w:rPr>
-        <w:t>と、5カ国のデータが、研究開始の時点でそろう。</w:t>
+        <w:t xml:space="preserve">【科研費開始前（令和8年度・学内研究費）】日本の予備調査（127名）と一般標本での尺度予備検討を完了。韓国・台湾は協力大学とのオンライン比較調査を、フランス・米国はパリ・ニューヨークでの聞き取り（AI診断使用経験を含む）を実施済み。FPS・似合い知覚・装い自律性・意思決定の質・AI受容の共通尺度群と5カ国データが開始時点で揃う。</w:t>
       </w:r>
     </w:p>
     <w:p>
@@ -754,71 +689,7 @@
           <w:szCs w:val="22"/>
         </w:rPr>
       </w:pPr>
-      <w:r>
-        <w:rPr>
-          <w:rFonts w:ascii="ＭＳ 明朝" w:eastAsia="ＭＳ 明朝" w:hAnsi="ＭＳ 明朝"/>
-          <w:sz w:val="22"/>
-          <w:szCs w:val="22"/>
-        </w:rPr>
-        <w:t>【1年目（令和9年度）</w:t>
-      </w:r>
-      <w:r>
-        <w:rPr>
-          <w:rFonts w:ascii="ＭＳ 明朝" w:eastAsia="ＭＳ 明朝" w:hAnsi="ＭＳ 明朝"/>
-          <w:sz w:val="22"/>
-          <w:szCs w:val="22"/>
-        </w:rPr>
-        <w:t>AI</w:t>
-      </w:r>
-      <w:r>
-        <w:rPr>
-          <w:rFonts w:ascii="ＭＳ 明朝" w:eastAsia="ＭＳ 明朝" w:hAnsi="ＭＳ 明朝"/>
-          <w:sz w:val="22"/>
-          <w:szCs w:val="22"/>
-        </w:rPr>
-        <w:t>助言の分析・仮説づくり・予備実験】(a)5カ国のデータを使い、診断・</w:t>
-      </w:r>
-      <w:r>
-        <w:rPr>
-          <w:rFonts w:ascii="ＭＳ 明朝" w:eastAsia="ＭＳ 明朝" w:hAnsi="ＭＳ 明朝"/>
-          <w:sz w:val="22"/>
-          <w:szCs w:val="22"/>
-        </w:rPr>
-        <w:t>SNS</w:t>
-      </w:r>
-      <w:r>
-        <w:rPr>
-          <w:rFonts w:ascii="ＭＳ 明朝" w:eastAsia="ＭＳ 明朝" w:hAnsi="ＭＳ 明朝"/>
-          <w:sz w:val="22"/>
-          <w:szCs w:val="22"/>
-        </w:rPr>
-        <w:t>・</w:t>
-      </w:r>
-      <w:r>
-        <w:rPr>
-          <w:rFonts w:ascii="ＭＳ 明朝" w:eastAsia="ＭＳ 明朝" w:hAnsi="ＭＳ 明朝"/>
-          <w:sz w:val="22"/>
-          <w:szCs w:val="22"/>
-        </w:rPr>
-        <w:t>AI</w:t>
-      </w:r>
-      <w:r>
-        <w:rPr>
-          <w:rFonts w:ascii="ＭＳ 明朝" w:eastAsia="ＭＳ 明朝" w:hAnsi="ＭＳ 明朝"/>
-          <w:sz w:val="22"/>
-          <w:szCs w:val="22"/>
-        </w:rPr>
-        <w:t>といった外部の助言を人がどう受けとめているか（うまく生かす／</w:t>
-      </w:r>
       <w:proofErr w:type="gramStart"/>
-      <w:r>
-        <w:rPr>
-          <w:rFonts w:ascii="ＭＳ 明朝" w:eastAsia="ＭＳ 明朝" w:hAnsi="ＭＳ 明朝"/>
-          <w:sz w:val="22"/>
-          <w:szCs w:val="22"/>
-        </w:rPr>
-        <w:t>う</w:t>
-      </w:r>
       <w:proofErr w:type="gramEnd"/>
       <w:r>
         <w:rPr>
@@ -826,23 +697,7 @@
           <w:sz w:val="22"/>
           <w:szCs w:val="22"/>
         </w:rPr>
-        <w:t>のみにする／避ける）でグループ分けし（回答の傾向が似た人どうしをまとめる統計の方法を用いる）、心の落ち着きや自立との関係が国によってどう違うかを調べ、実験の仮説を固める。ＡＩを使う人がまだ少なくても、すでに広まった診断と同じ「外部の助言」の最新版としてＡＩを分析するので、この分析は利用率に左右されない。(b)ミラノで補足の聞き取り（学生・実務家15名ほど、パリ・ニューヨークと同じ手順）を行い、聞き取りの土台を欧州3都市に広げる。(c)日本の大学生60名で、</w:t>
-      </w:r>
-      <w:r>
-        <w:rPr>
-          <w:rFonts w:ascii="ＭＳ 明朝" w:eastAsia="ＭＳ 明朝" w:hAnsi="ＭＳ 明朝"/>
-          <w:sz w:val="22"/>
-          <w:szCs w:val="22"/>
-        </w:rPr>
-        <w:t>AI</w:t>
-      </w:r>
-      <w:r>
-        <w:rPr>
-          <w:rFonts w:ascii="ＭＳ 明朝" w:eastAsia="ＭＳ 明朝" w:hAnsi="ＭＳ 明朝"/>
-          <w:sz w:val="22"/>
-          <w:szCs w:val="22"/>
-        </w:rPr>
-        <w:t>に服装を相談する予備実験を行い、入力の形式・課題・測り方を整えて本実験の手順を確定する。</w:t>
+        <w:t xml:space="preserve">【1年目（令和9年度）AI助言の分析・仮説確定・予備実験】(a)5カ国データを用い、診断・SNS・AIという外部助言の受容様式（自律的活用／追従／回避）を潜在クラス分析で類型化し、FPS・自律性との関係の文化差から実験仮説を定める。AI利用者が少数でも、普及済みの診断と同型の「外部助言」の最新形としてAIを分析するため、利用率に依存しない。(b)ミラノで補足の聞き取り（学生・実務家約15名、パリ・NYと同一手続き）を行い、質的基盤を欧州3都市へ拡張する。(c)大学生60名でパイロット実験を行い、標準化プロンプト・課題・測定手続きを確定する。</w:t>
       </w:r>
     </w:p>
     <w:p>
@@ -862,151 +717,7 @@
           <w:sz w:val="22"/>
           <w:szCs w:val="22"/>
         </w:rPr>
-        <w:t>【2年目（令和10年度）</w:t>
-      </w:r>
-      <w:r>
-        <w:rPr>
-          <w:rFonts w:ascii="ＭＳ 明朝" w:eastAsia="ＭＳ 明朝" w:hAnsi="ＭＳ 明朝"/>
-          <w:sz w:val="22"/>
-          <w:szCs w:val="22"/>
-        </w:rPr>
-        <w:t>AI</w:t>
-      </w:r>
-      <w:r>
-        <w:rPr>
-          <w:rFonts w:ascii="ＭＳ 明朝" w:eastAsia="ＭＳ 明朝" w:hAnsi="ＭＳ 明朝"/>
-          <w:sz w:val="22"/>
-          <w:szCs w:val="22"/>
-        </w:rPr>
-        <w:t>活用の実験（国内）と6カ国での確認】本研究の中心である。(a)日本の大学生240名を、</w:t>
-      </w:r>
-      <w:r>
-        <w:rPr>
-          <w:rFonts w:ascii="ＭＳ 明朝" w:eastAsia="ＭＳ 明朝" w:hAnsi="ＭＳ 明朝"/>
-          <w:sz w:val="22"/>
-          <w:szCs w:val="22"/>
-        </w:rPr>
-        <w:t>AI</w:t>
-      </w:r>
-      <w:r>
-        <w:rPr>
-          <w:rFonts w:ascii="ＭＳ 明朝" w:eastAsia="ＭＳ 明朝" w:hAnsi="ＭＳ 明朝"/>
-          <w:sz w:val="22"/>
-          <w:szCs w:val="22"/>
-        </w:rPr>
-        <w:t>の支援（あり／なし〈紙のワークで代用〉）と、自分を知るための教育（あり／なし）を組み合わせた4つのグループに分けて比べる（60名ずつ）。参加者は「初対面の集まりに出る」など実際の場面を一つ選び、手持ちの服のリストと好み・場面（名前や顔写真は入力しない）を決まった入力欄に記す。</w:t>
-      </w:r>
-      <w:r>
-        <w:rPr>
-          <w:rFonts w:ascii="ＭＳ 明朝" w:eastAsia="ＭＳ 明朝" w:hAnsi="ＭＳ 明朝"/>
-          <w:sz w:val="22"/>
-          <w:szCs w:val="22"/>
-        </w:rPr>
-        <w:t>AI</w:t>
-      </w:r>
-      <w:r>
-        <w:rPr>
-          <w:rFonts w:ascii="ＭＳ 明朝" w:eastAsia="ＭＳ 明朝" w:hAnsi="ＭＳ 明朝"/>
-          <w:sz w:val="22"/>
-          <w:szCs w:val="22"/>
-        </w:rPr>
-        <w:t>はこれをもとにコーディネートを3案、理由つきで示す。</w:t>
-      </w:r>
-      <w:r>
-        <w:rPr>
-          <w:rFonts w:ascii="ＭＳ 明朝" w:eastAsia="ＭＳ 明朝" w:hAnsi="ＭＳ 明朝"/>
-          <w:sz w:val="22"/>
-          <w:szCs w:val="22"/>
-        </w:rPr>
-        <w:t>AI</w:t>
-      </w:r>
-      <w:r>
-        <w:rPr>
-          <w:rFonts w:ascii="ＭＳ 明朝" w:eastAsia="ＭＳ 明朝" w:hAnsi="ＭＳ 明朝"/>
-          <w:sz w:val="22"/>
-          <w:szCs w:val="22"/>
-        </w:rPr>
-        <w:t>だけのグループはその提案から選ぶが、教育を受けたグループは、事前の「自分を知るワーク」（90分×2回）で作った自分の基準をもとに、「自分の基準を</w:t>
-      </w:r>
-      <w:r>
-        <w:rPr>
-          <w:rFonts w:ascii="ＭＳ 明朝" w:eastAsia="ＭＳ 明朝" w:hAnsi="ＭＳ 明朝"/>
-          <w:sz w:val="22"/>
-          <w:szCs w:val="22"/>
-        </w:rPr>
-        <w:t>AI</w:t>
-      </w:r>
-      <w:r>
-        <w:rPr>
-          <w:rFonts w:ascii="ＭＳ 明朝" w:eastAsia="ＭＳ 明朝" w:hAnsi="ＭＳ 明朝"/>
-          <w:sz w:val="22"/>
-          <w:szCs w:val="22"/>
-        </w:rPr>
-        <w:t>に伝える→提案を基準と照らす→採否の理由を自分の言葉で説明する」という手順で</w:t>
-      </w:r>
-      <w:r>
-        <w:rPr>
-          <w:rFonts w:ascii="ＭＳ 明朝" w:eastAsia="ＭＳ 明朝" w:hAnsi="ＭＳ 明朝"/>
-          <w:sz w:val="22"/>
-          <w:szCs w:val="22"/>
-        </w:rPr>
-        <w:t>AI</w:t>
-      </w:r>
-      <w:r>
-        <w:rPr>
-          <w:rFonts w:ascii="ＭＳ 明朝" w:eastAsia="ＭＳ 明朝" w:hAnsi="ＭＳ 明朝"/>
-          <w:sz w:val="22"/>
-          <w:szCs w:val="22"/>
-        </w:rPr>
-        <w:t>と相談し、自分で決める。実験の前・直後・1か月後に、心の落ち着き・自分で決める感覚・選択の納得度・自信・買って後悔した度合いを測り、あわせて「提案を自分で直したか」「選んだ理由を説明できたか」で</w:t>
-      </w:r>
-      <w:r>
-        <w:rPr>
-          <w:rFonts w:ascii="ＭＳ 明朝" w:eastAsia="ＭＳ 明朝" w:hAnsi="ＭＳ 明朝"/>
-          <w:sz w:val="22"/>
-          <w:szCs w:val="22"/>
-        </w:rPr>
-        <w:t>AI</w:t>
-      </w:r>
-      <w:r>
-        <w:rPr>
-          <w:rFonts w:ascii="ＭＳ 明朝" w:eastAsia="ＭＳ 明朝" w:hAnsi="ＭＳ 明朝"/>
-          <w:sz w:val="22"/>
-          <w:szCs w:val="22"/>
-        </w:rPr>
-        <w:t>への頼りすぎの度合いも見る。中心となる予想は「ＡＩは、自分で決めるための下準備と組み合わせたときにだけ心の落ち着きと自立を高め、ただ使わせるだけだと頼りすぎと自立の低下を招く」である。(b)あわせて、調査済みの5カ国にイタリアを加えた6カ国（日・韓・台・仏・米・伊）で各200名・合計1,200名にオンライン調査を行い（海外出張は不要</w:t>
-      </w:r>
-      <w:r>
-        <w:rPr>
-          <w:rFonts w:ascii="ＭＳ 明朝" w:eastAsia="ＭＳ 明朝" w:hAnsi="ＭＳ 明朝" w:hint="eastAsia"/>
-          <w:sz w:val="22"/>
-          <w:szCs w:val="22"/>
-        </w:rPr>
-        <w:t>）</w:t>
-      </w:r>
-      <w:r>
-        <w:rPr>
-          <w:rFonts w:ascii="ＭＳ 明朝" w:eastAsia="ＭＳ 明朝" w:hAnsi="ＭＳ 明朝"/>
-          <w:sz w:val="22"/>
-          <w:szCs w:val="22"/>
-        </w:rPr>
-        <w:t>、どの国でも同じものさしで測れているかを確かめたうえで、</w:t>
-      </w:r>
-      <w:r>
-        <w:rPr>
-          <w:rFonts w:ascii="ＭＳ 明朝" w:eastAsia="ＭＳ 明朝" w:hAnsi="ＭＳ 明朝" w:hint="eastAsia"/>
-          <w:sz w:val="22"/>
-          <w:szCs w:val="22"/>
-        </w:rPr>
-        <w:t>AI</w:t>
-      </w:r>
-      <w:r>
-        <w:rPr>
-          <w:rFonts w:ascii="ＭＳ 明朝" w:eastAsia="ＭＳ 明朝" w:hAnsi="ＭＳ 明朝"/>
-          <w:sz w:val="22"/>
-          <w:szCs w:val="22"/>
-        </w:rPr>
-        <w:t>の受けとめ方と心への影響が国によってどう違うかを調べる。　実験の枠組みを図3に示す。</w:t>
+        <w:t xml:space="preserve">【2年目（令和10年度）AI活用実験（国内）と6カ国オンライン検証】本研究の中核である。(a)大学生240名を、生成AI支援（あり／なし）×自己理解教育（あり／なし）の2×2要因計画（各群約60名）に割り付ける。参加者は実場面（初対面の会合等）を選び、手持ち服・嗜好・場面（氏名・顔画像は入力しない）を標準化プロンプトに記し、AIが理由つきで3案を提示する。AIのみ群は提案から選択し、教育併用群は事前の自己理解ワーク（90分×2回）で作った基準に照らし、採否の理由を自ら言語化して決める。実験前・直後・1か月後にFPS・自律性・意思決定の質・自尊感情・購買後悔を測定し、提案の改変や理由づけの有無からAI依存度を評価する。中心仮説は「AIは自己決定の足場と併用したときにのみFPSと自律性を高め、単独使用は依存と自律低下を招く」である。実験の枠組みを図3に示す。(b)5カ国にイタリアを加えた6カ国（日・韓・台・仏・米・伊）各200名・計1,200名にオンライン調査を行い、測定不変性を確認したうえでAI受容と心理的帰結の文化差を検討する。</w:t>
       </w:r>
     </w:p>
     <w:p>
@@ -1076,71 +787,7 @@
           <w:sz w:val="22"/>
           <w:szCs w:val="22"/>
         </w:rPr>
-        <w:t>【3年目（令和11年度）</w:t>
-      </w:r>
-      <w:r>
-        <w:rPr>
-          <w:rFonts w:ascii="ＭＳ 明朝" w:eastAsia="ＭＳ 明朝" w:hAnsi="ＭＳ 明朝" w:hint="eastAsia"/>
-          <w:sz w:val="22"/>
-          <w:szCs w:val="22"/>
-        </w:rPr>
-        <w:t>AI</w:t>
-      </w:r>
-      <w:r>
-        <w:rPr>
-          <w:rFonts w:ascii="ＭＳ 明朝" w:eastAsia="ＭＳ 明朝" w:hAnsi="ＭＳ 明朝"/>
-          <w:sz w:val="22"/>
-          <w:szCs w:val="22"/>
-        </w:rPr>
-        <w:t>活用法の国際展開と公開】2年目で効果が確かめられた「自分で決めさせる</w:t>
-      </w:r>
-      <w:r>
-        <w:rPr>
-          <w:rFonts w:ascii="ＭＳ 明朝" w:eastAsia="ＭＳ 明朝" w:hAnsi="ＭＳ 明朝" w:hint="eastAsia"/>
-          <w:sz w:val="22"/>
-          <w:szCs w:val="22"/>
-        </w:rPr>
-        <w:t>AI</w:t>
-      </w:r>
-      <w:r>
-        <w:rPr>
-          <w:rFonts w:ascii="ＭＳ 明朝" w:eastAsia="ＭＳ 明朝" w:hAnsi="ＭＳ 明朝"/>
-          <w:sz w:val="22"/>
-          <w:szCs w:val="22"/>
-        </w:rPr>
-        <w:t>の使い方」を韓国語・中国語にし、日・韓・台の協力大学でオンラインの比較実験（各国80名ほど）を行い、その使い方が国をこえて役立つかを確かめる。最後に、6カ国の比較データ・確かめ済みの教材・</w:t>
-      </w:r>
-      <w:r>
-        <w:rPr>
-          <w:rFonts w:ascii="ＭＳ 明朝" w:eastAsia="ＭＳ 明朝" w:hAnsi="ＭＳ 明朝" w:hint="eastAsia"/>
-          <w:sz w:val="22"/>
-          <w:szCs w:val="22"/>
-        </w:rPr>
-        <w:t>AI</w:t>
-      </w:r>
-      <w:r>
-        <w:rPr>
-          <w:rFonts w:ascii="ＭＳ 明朝" w:eastAsia="ＭＳ 明朝" w:hAnsi="ＭＳ 明朝"/>
-          <w:sz w:val="22"/>
-          <w:szCs w:val="22"/>
-        </w:rPr>
-        <w:t>の上手な使い方の手引きを、学会・論文・報告書で公開し、文化に合わせた</w:t>
-      </w:r>
-      <w:r>
-        <w:rPr>
-          <w:rFonts w:ascii="ＭＳ 明朝" w:eastAsia="ＭＳ 明朝" w:hAnsi="ＭＳ 明朝" w:hint="eastAsia"/>
-          <w:sz w:val="22"/>
-          <w:szCs w:val="22"/>
-        </w:rPr>
-        <w:t>AI</w:t>
-      </w:r>
-      <w:r>
-        <w:rPr>
-          <w:rFonts w:ascii="ＭＳ 明朝" w:eastAsia="ＭＳ 明朝" w:hAnsi="ＭＳ 明朝"/>
-          <w:sz w:val="22"/>
-          <w:szCs w:val="22"/>
-        </w:rPr>
-        <w:t>の意思決定支援をテーマとする次の研究（基盤研究（Ｂ）の構想）へつなぐ。　「似合う」の国別の位置づけを図4に示す。</w:t>
+        <w:t xml:space="preserve">【3年目（令和11年度）活用モデルの国際展開と公開】2年目で効果が確認された「自己決定を促すAI活用法」を韓国語・中国語へ移し、日・韓・台の協力大学でオンライン比較実験（各国約80名）を行い、活用法の文化間頑健性を検証する。6カ国の比較データ・検証済み教材・活用手引きを学会・論文・報告書で公開し、文化に応じたAIの意思決定支援を主題とする次期研究（基盤研究（B）構想）へ接続する。「似合う」の国別の位置づけを図4に示す。</w:t>
       </w:r>
     </w:p>
     <w:p>
@@ -1210,103 +857,7 @@
           <w:sz w:val="22"/>
           <w:szCs w:val="22"/>
         </w:rPr>
-        <w:t>【役割分担】研究代表者・松岡依里子は全体のとりまとめ・</w:t>
-      </w:r>
-      <w:r>
-        <w:rPr>
-          <w:rFonts w:ascii="ＭＳ 明朝" w:eastAsia="ＭＳ 明朝" w:hAnsi="ＭＳ 明朝" w:hint="eastAsia"/>
-          <w:sz w:val="22"/>
-          <w:szCs w:val="22"/>
-        </w:rPr>
-        <w:t>AI</w:t>
-      </w:r>
-      <w:r>
-        <w:rPr>
-          <w:rFonts w:ascii="ＭＳ 明朝" w:eastAsia="ＭＳ 明朝" w:hAnsi="ＭＳ 明朝"/>
-          <w:sz w:val="22"/>
-          <w:szCs w:val="22"/>
-        </w:rPr>
-        <w:t>助言の分析・ミラノ調査・教材設計・海外連携を担う。研究分担者・石井国雄（東京家政大学・社会心理学）は実験の設計とデータ分析を、内藤章江（椙山女学園大学・服装心理学）は各国アンケートの運用・データ管理・分析を担う。</w:t>
-      </w:r>
-      <w:r>
-        <w:rPr>
-          <w:rFonts w:ascii="ＭＳ 明朝" w:eastAsia="ＭＳ 明朝" w:hAnsi="ＭＳ 明朝" w:hint="eastAsia"/>
-          <w:sz w:val="22"/>
-          <w:szCs w:val="22"/>
-        </w:rPr>
-        <w:t>AI</w:t>
-      </w:r>
-      <w:r>
-        <w:rPr>
-          <w:rFonts w:ascii="ＭＳ 明朝" w:eastAsia="ＭＳ 明朝" w:hAnsi="ＭＳ 明朝"/>
-          <w:sz w:val="22"/>
-          <w:szCs w:val="22"/>
-        </w:rPr>
-        <w:t>を確実に扱うため、</w:t>
-      </w:r>
-      <w:r>
-        <w:rPr>
-          <w:rFonts w:ascii="ＭＳ 明朝" w:eastAsia="ＭＳ 明朝" w:hAnsi="ＭＳ 明朝" w:hint="eastAsia"/>
-          <w:sz w:val="22"/>
-          <w:szCs w:val="22"/>
-        </w:rPr>
-        <w:t>AI</w:t>
-      </w:r>
-      <w:r>
-        <w:rPr>
-          <w:rFonts w:ascii="ＭＳ 明朝" w:eastAsia="ＭＳ 明朝" w:hAnsi="ＭＳ 明朝"/>
-          <w:sz w:val="22"/>
-          <w:szCs w:val="22"/>
-        </w:rPr>
-        <w:t>やファッションテックに詳しい五月女由紀子（杉野服飾大学）を研究協力者とし、さらに</w:t>
-      </w:r>
-      <w:r>
-        <w:rPr>
-          <w:rFonts w:ascii="ＭＳ 明朝" w:eastAsia="ＭＳ 明朝" w:hAnsi="ＭＳ 明朝" w:hint="eastAsia"/>
-          <w:sz w:val="22"/>
-          <w:szCs w:val="22"/>
-        </w:rPr>
-        <w:t>AI</w:t>
-      </w:r>
-      <w:r>
-        <w:rPr>
-          <w:rFonts w:ascii="ＭＳ 明朝" w:eastAsia="ＭＳ 明朝" w:hAnsi="ＭＳ 明朝"/>
-          <w:sz w:val="22"/>
-          <w:szCs w:val="22"/>
-        </w:rPr>
-        <w:t>技術（言葉を扱う</w:t>
-      </w:r>
-      <w:r>
-        <w:rPr>
-          <w:rFonts w:ascii="ＭＳ 明朝" w:eastAsia="ＭＳ 明朝" w:hAnsi="ＭＳ 明朝" w:hint="eastAsia"/>
-          <w:sz w:val="22"/>
-          <w:szCs w:val="22"/>
-        </w:rPr>
-        <w:t>AI</w:t>
-      </w:r>
-      <w:r>
-        <w:rPr>
-          <w:rFonts w:ascii="ＭＳ 明朝" w:eastAsia="ＭＳ 明朝" w:hAnsi="ＭＳ 明朝"/>
-          <w:sz w:val="22"/>
-          <w:szCs w:val="22"/>
-        </w:rPr>
-        <w:t>や人と</w:t>
-      </w:r>
-      <w:r>
-        <w:rPr>
-          <w:rFonts w:ascii="ＭＳ 明朝" w:eastAsia="ＭＳ 明朝" w:hAnsi="ＭＳ 明朝" w:hint="eastAsia"/>
-          <w:sz w:val="22"/>
-          <w:szCs w:val="22"/>
-        </w:rPr>
-        <w:t>AI</w:t>
-      </w:r>
-      <w:r>
-        <w:rPr>
-          <w:rFonts w:ascii="ＭＳ 明朝" w:eastAsia="ＭＳ 明朝" w:hAnsi="ＭＳ 明朝"/>
-          <w:sz w:val="22"/>
-          <w:szCs w:val="22"/>
-        </w:rPr>
-        <w:t>のやりとり）を専門とする若手研究者を分担者または協力者に加え、指示の作り方や安全性の確認など技術面を確かにする【要確認：氏名・所属】。</w:t>
+        <w:t xml:space="preserve">【役割分担】研究代表者・松岡依里子は統括・AI助言分析・ミラノ調査・教材設計・国際連携を担う。研究分担者・石井国雄（東京家政大学・社会心理学）は要因実験の設計と統計分析を、内藤章江（椙山女学園大学・被服心理学）は各国調査の運用・データ管理・分析を担う。研究協力者・五月女由紀子（杉野服飾大学・ファッションテック論）がAI実験材料の作成を助言し、加えてAI技術（自然言語処理・人間とAIの相互作用）を専門とする若手研究者を分担者又は協力者として加える【要確認：氏名・所属】。</w:t>
       </w:r>
     </w:p>
     <w:p>
@@ -1349,7 +900,7 @@
           <w:sz w:val="22"/>
           <w:szCs w:val="22"/>
         </w:rPr>
-        <w:t>本研究のいちばんの強みは、5カ国のデータを研究開始前にそろえてあり、初年度のＡＩ助言の分析からすぐに始められることである。①日本：似合うを学ぶ講座の受講者127名に加え、学内の大学生125名にも予備調査を実施済みで、ものさしの信頼性と講座前後の変化を確かめ、国内学会（2026年9月）で発表する。とくに大学生125名の予備調査は、2年目に大学生240名を対象とする本実験の対象層に直接つながり、参加者の確保と手続きの見通しを裏づける。学内の「科研費申請支援助成金」（令和8年度）で予備検討を進めている。②韓国・台湾：台湾の大学（嶺東科技大学）と実施合意済み、韓国の協力大学とも共同研究中で、3年目の国際実験も同じ大学で行う。③フランス・アメリカ：学内の「大学院研究推進費」（令和8年度）で、パリ・ニューヨークの聞き取りを実施済み（倫理審査の承認済み）。ニューヨークのファッション関係者（Studius SOHO）への聞き取りからは、日本の装いが体型の欠点を「隠す（引き算）」ことから始まるのに対し、多様性を前提とするニューヨークでは自分らしさを「足す（足し算）」方向に向かうという、装いと心の関係の国による違いを示す生の声が得られており、ＡＩの受けとめ方の違いを読み解く手がかりになっている。④イタリア：ミラノに、申請者がかつて指導した学生（現地の大学院に在籍）などのつてがあり、確かめ済みの手順をそのまま使って確実に実施できる（教え子マランゴーニ大学大学院生）。⑤AIの実施体制：申請者は予備調査でAI・診断の受けとめ方を測り、SNSなどデジタル分野の研究実績をもつ。これにファッションテックの協力者とAI技術の若手研究者を加え、AIを実際に動かす体制を整える。⑥環境と危険への備え：授業と連携して参加者を集められ、分析用の統計ソフトも整っている。新しい海外出張は1年目のフランスとミラノに限り、数量の調査は海外の調査会社への委託で出張なしに行え、実験は国内で完結するため、成否が海外機関の都合に左右されない。</w:t>
+        <w:t xml:space="preserve">本研究の強みは、5カ国データを開始前に整備し、初年度のAI助言分析から即時に着手できる点にある。①日本：似合いを学ぶ講座受講者127名に加え、学内大学生125名の予備調査を実施し、尺度の信頼性と講座前後の変化を確認、国内学会（2026年9月）で発表する。大学生125名の予備調査は2年目の大学生240名実験の対象層と一致し、参加者確保と手続きの実行可能性を裏づける（学内「科研費申請支援助成金」で予備検討）。②韓国・台湾：台湾（嶺東科技大学）と実施合意済み、韓国協力大学と共同研究中で、3年目実験も同大学で行う。③フランス・米国：学内「大学院研究推進費」でパリ・ニューヨーク聞き取りを実施済み（倫理審査承認済み）。ニューヨーク（Studios SOHO）の聞き取りから、日本の装いが欠点補正の「引き算」から出発するのに対し、多様性を前提とするニューヨークでは自分らしさを付す「足し算」へ向かう文化差の生の声を得た。④イタリア：ミラノに指導学生（マランゴーニ大学院在籍）の伝手があり、確立済み手続きを用いて確実に実施できる。⑤AI体制：申請者はSNS等デジタル研究の実績をもち、ファッションテック協力者とAI技術の若手研究者を加えて実装体制を整える。⑥環境：授業連携で参加者を確保でき、統計解析環境も整備済み。新規渡航は1年目のフランス・ミラノに限り、量的調査は海外調査会社への委託で出張なしに行え、実験は国内で完結するため、成否が海外機関に左右されない。</w:t>
       </w:r>
     </w:p>
     <w:p>
@@ -1390,79 +941,7 @@
           <w:sz w:val="22"/>
           <w:szCs w:val="22"/>
         </w:rPr>
-        <w:t>本研究の国際性は3つある。第一に「我が国独自の研究として高い価値を生み出す」：日本で独自に発達した「似合う」診断文化と、その先の</w:t>
-      </w:r>
-      <w:r>
-        <w:rPr>
-          <w:rFonts w:ascii="ＭＳ 明朝" w:eastAsia="ＭＳ 明朝" w:hAnsi="ＭＳ 明朝" w:hint="eastAsia"/>
-          <w:sz w:val="22"/>
-          <w:szCs w:val="22"/>
-        </w:rPr>
-        <w:t>AI</w:t>
-      </w:r>
-      <w:r>
-        <w:rPr>
-          <w:rFonts w:ascii="ＭＳ 明朝" w:eastAsia="ＭＳ 明朝" w:hAnsi="ＭＳ 明朝"/>
-          <w:sz w:val="22"/>
-          <w:szCs w:val="22"/>
-        </w:rPr>
-        <w:t>服装助言が心に与える影響を、世界で比べられるものさしにして提供する。第二に「協力を通じて世界の研究の発展に貢献する」：6カ国（日・韓・台・仏・米・伊）の研究者のつながりを日本主導で動かし、比較データと教材を公開する。第三に「将来、世界の研究を引っ張る」：服装を題材に</w:t>
-      </w:r>
-      <w:r>
-        <w:rPr>
-          <w:rFonts w:ascii="ＭＳ 明朝" w:eastAsia="ＭＳ 明朝" w:hAnsi="ＭＳ 明朝" w:hint="eastAsia"/>
-          <w:sz w:val="22"/>
-          <w:szCs w:val="22"/>
-        </w:rPr>
-        <w:t>AI</w:t>
-      </w:r>
-      <w:r>
-        <w:rPr>
-          <w:rFonts w:ascii="ＭＳ 明朝" w:eastAsia="ＭＳ 明朝" w:hAnsi="ＭＳ 明朝"/>
-          <w:sz w:val="22"/>
-          <w:szCs w:val="22"/>
-        </w:rPr>
-        <w:t>を実験で確かめるやり方自体が世界でも新しく、本研究の実験法・ものさし・手引きは、次の国際共同研究（基盤研究（Ｂ）構想）の土台になり、成果は</w:t>
-      </w:r>
-      <w:r>
-        <w:rPr>
-          <w:rFonts w:ascii="ＭＳ 明朝" w:eastAsia="ＭＳ 明朝" w:hAnsi="ＭＳ 明朝" w:hint="eastAsia"/>
-          <w:sz w:val="22"/>
-          <w:szCs w:val="22"/>
-        </w:rPr>
-        <w:t>、ARAHE(アジア地区家政学会)及び</w:t>
-      </w:r>
-      <w:r>
-        <w:rPr>
-          <w:rFonts w:ascii="ＭＳ 明朝" w:eastAsia="ＭＳ 明朝" w:hAnsi="ＭＳ 明朝" w:hint="eastAsia"/>
-          <w:sz w:val="22"/>
-          <w:szCs w:val="22"/>
-        </w:rPr>
-        <w:t>国</w:t>
-      </w:r>
-      <w:r>
-        <w:rPr>
-          <w:rFonts w:ascii="ＭＳ 明朝" w:eastAsia="ＭＳ 明朝" w:hAnsi="ＭＳ 明朝"/>
-          <w:sz w:val="22"/>
-          <w:szCs w:val="22"/>
-        </w:rPr>
-        <w:t>際家政学会（</w:t>
-      </w:r>
-      <w:r>
-        <w:rPr>
-          <w:rFonts w:ascii="ＭＳ 明朝" w:eastAsia="ＭＳ 明朝" w:hAnsi="ＭＳ 明朝" w:hint="eastAsia"/>
-          <w:sz w:val="22"/>
-          <w:szCs w:val="22"/>
-        </w:rPr>
-        <w:t>IFHE</w:t>
-      </w:r>
-      <w:r>
-        <w:rPr>
-          <w:rFonts w:ascii="ＭＳ 明朝" w:eastAsia="ＭＳ 明朝" w:hAnsi="ＭＳ 明朝"/>
-          <w:sz w:val="22"/>
-          <w:szCs w:val="22"/>
-        </w:rPr>
-        <w:t>）等で発信する。</w:t>
+        <w:t xml:space="preserve">本研究の国際性は三点ある。第一に「我が国独自の価値創出」：日本で独自に発達した「似合う」診断文化と、その先の生成AI助言が心理に及ぼす影響を、国際比較可能な尺度として提供する。第二に「協同による世界の研究発展への貢献」：6カ国（日・韓・台・仏・米・伊）の研究者網を日本主導で運営し、比較データと教材を公開する。第三に「将来的な世界の研究の牽引」：装いを題材に生成AIを実験検証する方法自体が国際的に新しく、本研究の実験法・多言語尺度・手引きは次期国際共同研究（基盤研究（B）構想）の基盤となる。成果はARAHE（アジア地区家政学会）・国際家政学会（IFHE）等で発信する。</w:t>
       </w:r>
     </w:p>
     <w:p>

--- a/kakenhi-c/研究計画調書_基盤C_AI活用版_業績説明版.docx
+++ b/kakenhi-c/研究計画調書_基盤C_AI活用版_業績説明版.docx
@@ -563,7 +563,7 @@
       <w:r>
         <w:drawing>
           <wp:inline xmlns:a="http://schemas.openxmlformats.org/drawingml/2006/main" xmlns:pic="http://schemas.openxmlformats.org/drawingml/2006/picture">
-            <wp:extent cx="5580000" cy="1392383"/>
+            <wp:extent cx="4320000" cy="1077974"/>
             <wp:docPr id="11" name="Picture 11"/>
             <wp:cNvGraphicFramePr>
               <a:graphicFrameLocks noChangeAspect="1"/>
@@ -572,7 +572,7 @@
               <a:graphicData uri="http://schemas.openxmlformats.org/drawingml/2006/picture">
                 <pic:pic>
                   <pic:nvPicPr>
-                    <pic:cNvPr id="0" name="図1_研究の流れ.png"/>
+                    <pic:cNvPr id="0" name="image.png"/>
                     <pic:cNvPicPr/>
                   </pic:nvPicPr>
                   <pic:blipFill>
@@ -584,7 +584,7 @@
                   <pic:spPr>
                     <a:xfrm>
                       <a:off x="0" y="0"/>
-                      <a:ext cx="5580000" cy="1392383"/>
+                      <a:ext cx="4320000" cy="1077974"/>
                     </a:xfrm>
                     <a:prstGeom prst="rect"/>
                   </pic:spPr>
@@ -613,8 +613,8 @@
       <w:r>
         <w:drawing>
           <wp:inline xmlns:a="http://schemas.openxmlformats.org/drawingml/2006/main" xmlns:pic="http://schemas.openxmlformats.org/drawingml/2006/picture">
-            <wp:extent cx="5580000" cy="1609389"/>
-            <wp:docPr id="8" name="Picture 8"/>
+            <wp:extent cx="4140000" cy="1194063"/>
+            <wp:docPr id="12" name="Picture 12"/>
             <wp:cNvGraphicFramePr>
               <a:graphicFrameLocks noChangeAspect="1"/>
             </wp:cNvGraphicFramePr>
@@ -634,7 +634,7 @@
                   <pic:spPr>
                     <a:xfrm>
                       <a:off x="0" y="0"/>
-                      <a:ext cx="5580000" cy="1609389"/>
+                      <a:ext cx="4140000" cy="1194063"/>
                     </a:xfrm>
                     <a:prstGeom prst="rect"/>
                   </pic:spPr>
@@ -727,8 +727,8 @@
       <w:r>
         <w:drawing>
           <wp:inline xmlns:a="http://schemas.openxmlformats.org/drawingml/2006/main" xmlns:pic="http://schemas.openxmlformats.org/drawingml/2006/picture">
-            <wp:extent cx="3780000" cy="2483292"/>
-            <wp:docPr id="9" name="Picture 9"/>
+            <wp:extent cx="2880000" cy="1892032"/>
+            <wp:docPr id="13" name="Picture 13"/>
             <wp:cNvGraphicFramePr>
               <a:graphicFrameLocks noChangeAspect="1"/>
             </wp:cNvGraphicFramePr>
@@ -748,7 +748,7 @@
                   <pic:spPr>
                     <a:xfrm>
                       <a:off x="0" y="0"/>
-                      <a:ext cx="3780000" cy="2483292"/>
+                      <a:ext cx="2880000" cy="1892032"/>
                     </a:xfrm>
                     <a:prstGeom prst="rect"/>
                   </pic:spPr>
@@ -797,8 +797,8 @@
       <w:r>
         <w:drawing>
           <wp:inline xmlns:a="http://schemas.openxmlformats.org/drawingml/2006/main" xmlns:pic="http://schemas.openxmlformats.org/drawingml/2006/picture">
-            <wp:extent cx="4140000" cy="3069700"/>
-            <wp:docPr id="10" name="Picture 10"/>
+            <wp:extent cx="3060000" cy="2268909"/>
+            <wp:docPr id="14" name="Picture 14"/>
             <wp:cNvGraphicFramePr>
               <a:graphicFrameLocks noChangeAspect="1"/>
             </wp:cNvGraphicFramePr>
@@ -818,7 +818,7 @@
                   <pic:spPr>
                     <a:xfrm>
                       <a:off x="0" y="0"/>
-                      <a:ext cx="4140000" cy="3069700"/>
+                      <a:ext cx="3060000" cy="2268909"/>
                     </a:xfrm>
                     <a:prstGeom prst="rect"/>
                   </pic:spPr>
